--- a/论文/论文.docx
+++ b/论文/论文.docx
@@ -1,6 +1,6 @@
 
 <file path=word/document.xml><?xml version="1.0" encoding="utf-8"?>
-<w:document xmlns:wpc="http://schemas.microsoft.com/office/word/2010/wordprocessingCanvas" xmlns:cx="http://schemas.microsoft.com/office/drawing/2014/chartex" xmlns:cx1="http://schemas.microsoft.com/office/drawing/2015/9/8/chartex" xmlns:cx2="http://schemas.microsoft.com/office/drawing/2015/10/21/chartex" xmlns:cx3="http://schemas.microsoft.com/office/drawing/2016/5/9/chartex" xmlns:cx4="http://schemas.microsoft.com/office/drawing/2016/5/10/chartex" xmlns:cx5="http://schemas.microsoft.com/office/drawing/2016/5/11/chartex" xmlns:cx6="http://schemas.microsoft.com/office/drawing/2016/5/12/chartex" xmlns:cx7="http://schemas.microsoft.com/office/drawing/2016/5/13/chartex" xmlns:cx8="http://schemas.microsoft.com/office/drawing/2016/5/14/chartex" xmlns:mc="http://schemas.openxmlformats.org/markup-compatibility/2006" xmlns:aink="http://schemas.microsoft.com/office/drawing/2016/ink" xmlns:am3d="http://schemas.microsoft.com/office/drawing/2017/model3d" xmlns:o="urn:schemas-microsoft-com:office:office" xmlns:oel="http://schemas.microsoft.com/office/2019/extlst" xmlns:r="http://schemas.openxmlformats.org/officeDocument/2006/relationships" xmlns:m="http://schemas.openxmlformats.org/officeDocument/2006/math" xmlns:v="urn:schemas-microsoft-com:vml" xmlns:wp14="http://schemas.microsoft.com/office/word/2010/wordprocessingDrawing" xmlns:wp="http://schemas.openxmlformats.org/drawingml/2006/wordprocessingDrawing" xmlns:w10="urn:schemas-microsoft-com:office:word" xmlns:w="http://schemas.openxmlformats.org/wordprocessingml/2006/main" xmlns:w14="http://schemas.microsoft.com/office/word/2010/wordml" xmlns:w15="http://schemas.microsoft.com/office/word/2012/wordml" xmlns:w16cex="http://schemas.microsoft.com/office/word/2018/wordml/cex" xmlns:w16cid="http://schemas.microsoft.com/office/word/2016/wordml/cid" xmlns:w16="http://schemas.microsoft.com/office/word/2018/wordml" xmlns:w16du="http://schemas.microsoft.com/office/word/2023/wordml/word16du" xmlns:w16sdtdh="http://schemas.microsoft.com/office/word/2020/wordml/sdtdatahash" xmlns:w16sdtfl="http://schemas.microsoft.com/office/word/2024/wordml/sdtformatlock" xmlns:w16se="http://schemas.microsoft.com/office/word/2015/wordml/symex" xmlns:wpg="http://schemas.microsoft.com/office/word/2010/wordprocessingGroup" xmlns:wpi="http://schemas.microsoft.com/office/word/2010/wordprocessingInk" xmlns:wne="http://schemas.microsoft.com/office/word/2006/wordml" xmlns:wps="http://schemas.microsoft.com/office/word/2010/wordprocessingShape" mc:Ignorable="w14 w15 w16se w16cid w16 w16cex w16sdtdh w16sdtfl w16du wp14">
+<w:document xmlns:wpc="http://schemas.microsoft.com/office/word/2010/wordprocessingCanvas" xmlns:cx="http://schemas.microsoft.com/office/drawing/2014/chartex" xmlns:cx1="http://schemas.microsoft.com/office/drawing/2015/9/8/chartex" xmlns:cx2="http://schemas.microsoft.com/office/drawing/2015/10/21/chartex" xmlns:cx3="http://schemas.microsoft.com/office/drawing/2016/5/9/chartex" xmlns:cx4="http://schemas.microsoft.com/office/drawing/2016/5/10/chartex" xmlns:cx5="http://schemas.microsoft.com/office/drawing/2016/5/11/chartex" xmlns:cx6="http://schemas.microsoft.com/office/drawing/2016/5/12/chartex" xmlns:cx7="http://schemas.microsoft.com/office/drawing/2016/5/13/chartex" xmlns:cx8="http://schemas.microsoft.com/office/drawing/2016/5/14/chartex" xmlns:mc="http://schemas.openxmlformats.org/markup-compatibility/2006" xmlns:aink="http://schemas.microsoft.com/office/drawing/2016/ink" xmlns:am3d="http://schemas.microsoft.com/office/drawing/2017/model3d" xmlns:o="urn:schemas-microsoft-com:office:office" xmlns:oel="http://schemas.microsoft.com/office/2019/extlst" xmlns:r="http://schemas.openxmlformats.org/officeDocument/2006/relationships" xmlns:m="http://schemas.openxmlformats.org/officeDocument/2006/math" xmlns:v="urn:schemas-microsoft-com:vml" xmlns:wp14="http://schemas.microsoft.com/office/word/2010/wordprocessingDrawing" xmlns:wp="http://schemas.openxmlformats.org/drawingml/2006/wordprocessingDrawing" xmlns:w10="urn:schemas-microsoft-com:office:word" xmlns:w="http://schemas.openxmlformats.org/wordprocessingml/2006/main" xmlns:w14="http://schemas.microsoft.com/office/word/2010/wordml" xmlns:w15="http://schemas.microsoft.com/office/word/2012/wordml" xmlns:w16cei="http://schemas.microsoft.com/office/word/2026/wordml/cei" xmlns:w16cex="http://schemas.microsoft.com/office/word/2018/wordml/cex" xmlns:w16cid="http://schemas.microsoft.com/office/word/2016/wordml/cid" xmlns:w16="http://schemas.microsoft.com/office/word/2018/wordml" xmlns:w16du="http://schemas.microsoft.com/office/word/2023/wordml/word16du" xmlns:w16sdtdh="http://schemas.microsoft.com/office/word/2020/wordml/sdtdatahash" xmlns:w16sdtfl="http://schemas.microsoft.com/office/word/2024/wordml/sdtformatlock" xmlns:w16se="http://schemas.microsoft.com/office/word/2015/wordml/symex" xmlns:wpg="http://schemas.microsoft.com/office/word/2010/wordprocessingGroup" xmlns:wpi="http://schemas.microsoft.com/office/word/2010/wordprocessingInk" xmlns:wne="http://schemas.microsoft.com/office/word/2006/wordml" xmlns:wps="http://schemas.microsoft.com/office/word/2010/wordprocessingShape" mc:Ignorable="w14 w15 w16se w16cid w16 w16cex w16sdtdh w16sdtfl w16du wp14">
   <w:body>
     <w:p>
       <w:pPr>
@@ -19679,13 +19679,8 @@
       </w:r>
       <w:proofErr w:type="spellEnd"/>
       <w:r>
-        <w:t xml:space="preserve"> ← </w:t>
-      </w:r>
-      <w:proofErr w:type="spellStart"/>
-      <w:r>
-        <w:t>dist</w:t>
-      </w:r>
-      <w:proofErr w:type="spellEnd"/>
+        <w:t xml:space="preserve"> ← dist</w:t>
+      </w:r>
       <w:r>
         <w:br/>
         <w:t>28              best ← entry</w:t>
@@ -22719,6 +22714,7 @@
       <w:r>
         <w:rPr>
           <w:b/>
+          <w:bCs/>
           <w:lang w:eastAsia="zh-CN"/>
         </w:rPr>
         <w:t>（</w:t>
@@ -22726,6 +22722,7 @@
       <w:r>
         <w:rPr>
           <w:b/>
+          <w:bCs/>
           <w:lang w:eastAsia="zh-CN"/>
         </w:rPr>
         <w:t>3</w:t>
@@ -22733,25 +22730,10 @@
       <w:r>
         <w:rPr>
           <w:b/>
-          <w:lang w:eastAsia="zh-CN"/>
-        </w:rPr>
-        <w:t>）</w:t>
-      </w:r>
-      <w:proofErr w:type="gramStart"/>
-      <w:r>
-        <w:rPr>
-          <w:b/>
-          <w:lang w:eastAsia="zh-CN"/>
-        </w:rPr>
-        <w:t>维度表自动</w:t>
-      </w:r>
-      <w:proofErr w:type="gramEnd"/>
-      <w:r>
-        <w:rPr>
-          <w:b/>
-          <w:lang w:eastAsia="zh-CN"/>
-        </w:rPr>
-        <w:t>填充。</w:t>
+          <w:bCs/>
+          <w:lang w:eastAsia="zh-CN"/>
+        </w:rPr>
+        <w:t>）维度表自动填充。</w:t>
       </w:r>
       <w:r>
         <w:rPr>
@@ -22798,7 +22780,6 @@
       <w:proofErr w:type="spellStart"/>
       <w:r>
         <w:rPr>
-          <w:rStyle w:val="VerbatimChar"/>
           <w:lang w:eastAsia="zh-CN"/>
         </w:rPr>
         <w:t>major_dim</w:t>
@@ -22815,6 +22796,18 @@
           <w:lang w:eastAsia="zh-CN"/>
         </w:rPr>
         <w:t>表中尚无该记录，系统自动创建并维护参照完整性。</w:t>
+      </w:r>
+      <w:r>
+        <w:rPr>
+          <w:lang w:eastAsia="zh-CN"/>
+        </w:rPr>
+        <w:t xml:space="preserve"> </w:t>
+      </w:r>
+      <w:r>
+        <w:rPr>
+          <w:lang w:eastAsia="zh-CN"/>
+        </w:rPr>
+        <w:t>在学籍编辑等场景中，录入不存在的专业或班级名称时同样自动建维：新专业挂载到自动生成的「未知学院」，新班级挂载到该学生所在专业（无专业则挂「未定专业」）。</w:t>
       </w:r>
     </w:p>
     <w:p>
@@ -23311,14 +23304,12 @@
         </w:rPr>
         <w:t>+</w:t>
       </w:r>
-      <w:proofErr w:type="gramStart"/>
       <w:r>
         <w:rPr>
           <w:lang w:eastAsia="zh-CN"/>
         </w:rPr>
         <w:t>维度表</w:t>
       </w:r>
-      <w:proofErr w:type="gramEnd"/>
       <w:r>
         <w:rPr>
           <w:lang w:eastAsia="zh-CN"/>
@@ -23357,9 +23348,10 @@
       </w:r>
       <w:r>
         <w:rPr>
-          <w:lang w:eastAsia="zh-CN"/>
-        </w:rPr>
-        <w:t>15</w:t>
+          <w:rFonts w:hint="eastAsia"/>
+          <w:lang w:eastAsia="zh-CN"/>
+        </w:rPr>
+        <w:t>20</w:t>
       </w:r>
       <w:r>
         <w:rPr>
@@ -23500,178 +23492,112 @@
       <w:r>
         <w:rPr>
           <w:b/>
-          <w:lang w:eastAsia="zh-CN"/>
+          <w:bCs/>
         </w:rPr>
         <w:t>维度表（</w:t>
       </w:r>
       <w:r>
         <w:rPr>
+          <w:rFonts w:hint="eastAsia"/>
           <w:b/>
-          <w:lang w:eastAsia="zh-CN"/>
-        </w:rPr>
-        <w:t>9</w:t>
+          <w:bCs/>
+          <w:lang w:eastAsia="zh-CN"/>
+        </w:rPr>
+        <w:t>13</w:t>
       </w:r>
       <w:r>
         <w:rPr>
           <w:b/>
-          <w:lang w:eastAsia="zh-CN"/>
+          <w:bCs/>
         </w:rPr>
         <w:t>张）</w:t>
       </w:r>
       <w:r>
-        <w:rPr>
-          <w:lang w:eastAsia="zh-CN"/>
-        </w:rPr>
         <w:t>：</w:t>
       </w:r>
-      <w:proofErr w:type="spellStart"/>
-      <w:r>
-        <w:rPr>
-          <w:rStyle w:val="VerbatimChar"/>
-          <w:lang w:eastAsia="zh-CN"/>
-        </w:rPr>
+      <w:r>
         <w:t>province_dim</w:t>
       </w:r>
-      <w:proofErr w:type="spellEnd"/>
-      <w:r>
-        <w:rPr>
-          <w:lang w:eastAsia="zh-CN"/>
-        </w:rPr>
+      <w:r>
         <w:t>（含</w:t>
       </w:r>
-      <w:proofErr w:type="spellStart"/>
-      <w:r>
-        <w:rPr>
-          <w:lang w:eastAsia="zh-CN"/>
-        </w:rPr>
+      <w:r>
         <w:t>GeoJSON</w:t>
       </w:r>
-      <w:proofErr w:type="spellEnd"/>
-      <w:r>
-        <w:rPr>
-          <w:lang w:eastAsia="zh-CN"/>
-        </w:rPr>
+      <w:r>
         <w:t>几何字段用于地图可视化）、</w:t>
       </w:r>
-      <w:proofErr w:type="spellStart"/>
-      <w:r>
-        <w:rPr>
-          <w:rStyle w:val="VerbatimChar"/>
-          <w:lang w:eastAsia="zh-CN"/>
-        </w:rPr>
+      <w:r>
         <w:t>major_dim</w:t>
       </w:r>
-      <w:proofErr w:type="spellEnd"/>
-      <w:r>
-        <w:rPr>
-          <w:lang w:eastAsia="zh-CN"/>
-        </w:rPr>
+      <w:r>
         <w:t>、</w:t>
       </w:r>
-      <w:proofErr w:type="spellStart"/>
-      <w:r>
-        <w:rPr>
-          <w:rStyle w:val="VerbatimChar"/>
-          <w:lang w:eastAsia="zh-CN"/>
-        </w:rPr>
+      <w:r>
         <w:t>college_dim</w:t>
       </w:r>
-      <w:proofErr w:type="spellEnd"/>
-      <w:r>
-        <w:rPr>
-          <w:lang w:eastAsia="zh-CN"/>
-        </w:rPr>
+      <w:r>
         <w:t>、</w:t>
       </w:r>
-      <w:proofErr w:type="spellStart"/>
-      <w:r>
-        <w:rPr>
-          <w:rStyle w:val="VerbatimChar"/>
-          <w:lang w:eastAsia="zh-CN"/>
-        </w:rPr>
+      <w:r>
         <w:t>class_dim</w:t>
       </w:r>
-      <w:proofErr w:type="spellEnd"/>
-      <w:r>
-        <w:rPr>
-          <w:lang w:eastAsia="zh-CN"/>
-        </w:rPr>
+      <w:r>
         <w:t>（含年级和学制）、</w:t>
       </w:r>
-      <w:proofErr w:type="spellStart"/>
-      <w:r>
-        <w:rPr>
-          <w:rStyle w:val="VerbatimChar"/>
-          <w:lang w:eastAsia="zh-CN"/>
-        </w:rPr>
+      <w:r>
         <w:t>nation_dim</w:t>
       </w:r>
-      <w:proofErr w:type="spellEnd"/>
-      <w:r>
-        <w:rPr>
-          <w:lang w:eastAsia="zh-CN"/>
-        </w:rPr>
+      <w:r>
         <w:t>、</w:t>
       </w:r>
-      <w:proofErr w:type="spellStart"/>
-      <w:r>
-        <w:rPr>
-          <w:rStyle w:val="VerbatimChar"/>
-          <w:lang w:eastAsia="zh-CN"/>
-        </w:rPr>
+      <w:r>
         <w:t>political_dim</w:t>
       </w:r>
-      <w:proofErr w:type="spellEnd"/>
-      <w:r>
-        <w:rPr>
-          <w:lang w:eastAsia="zh-CN"/>
-        </w:rPr>
+      <w:r>
         <w:t>、</w:t>
       </w:r>
-      <w:proofErr w:type="spellStart"/>
-      <w:r>
-        <w:rPr>
-          <w:rStyle w:val="VerbatimChar"/>
-          <w:lang w:eastAsia="zh-CN"/>
-        </w:rPr>
+      <w:r>
         <w:t>degree_dim</w:t>
       </w:r>
-      <w:proofErr w:type="spellEnd"/>
-      <w:r>
-        <w:rPr>
-          <w:lang w:eastAsia="zh-CN"/>
-        </w:rPr>
+      <w:r>
         <w:t>、</w:t>
       </w:r>
-      <w:proofErr w:type="spellStart"/>
-      <w:r>
-        <w:rPr>
-          <w:rStyle w:val="VerbatimChar"/>
-          <w:lang w:eastAsia="zh-CN"/>
-        </w:rPr>
+      <w:r>
         <w:t>destination_dim</w:t>
       </w:r>
-      <w:proofErr w:type="spellEnd"/>
-      <w:r>
-        <w:rPr>
-          <w:lang w:eastAsia="zh-CN"/>
-        </w:rPr>
+      <w:r>
         <w:t>、</w:t>
       </w:r>
-      <w:proofErr w:type="spellStart"/>
-      <w:r>
-        <w:rPr>
-          <w:rStyle w:val="VerbatimChar"/>
-          <w:lang w:eastAsia="zh-CN"/>
-        </w:rPr>
+      <w:r>
         <w:t>archive_file_dim</w:t>
       </w:r>
-      <w:proofErr w:type="spellEnd"/>
-      <w:r>
-        <w:rPr>
-          <w:lang w:eastAsia="zh-CN"/>
-        </w:rPr>
-        <w:t>。</w:t>
+      <w:r>
+        <w:t>。；此外还有</w:t>
+      </w:r>
+      <w:r>
+        <w:t xml:space="preserve"> student_dim</w:t>
+      </w:r>
+      <w:r>
+        <w:t>（学生维度）、</w:t>
+      </w:r>
+      <w:r>
+        <w:t>ocr_log_dim</w:t>
+      </w:r>
+      <w:r>
+        <w:t>（识别日志）、</w:t>
+      </w:r>
+      <w:r>
+        <w:t>quality_score_dim</w:t>
+      </w:r>
+      <w:r>
+        <w:t>（质量评分）与</w:t>
+      </w:r>
+      <w:r>
+        <w:t xml:space="preserve"> sys_user</w:t>
+      </w:r>
+      <w:r>
+        <w:t>（系统用户）表。</w:t>
       </w:r>
     </w:p>
     <w:p>
@@ -24053,7 +23979,7 @@
         <w:rPr>
           <w:lang w:eastAsia="zh-CN"/>
         </w:rPr>
-        <w:t>本平台按业务功能划分为六个核心模块：</w:t>
+        <w:t>本平台按业务功能划分为八个核心模块：</w:t>
       </w:r>
     </w:p>
     <w:p>
@@ -24685,6 +24611,116 @@
           <w:lang w:eastAsia="zh-CN"/>
         </w:rPr>
         <w:t>海报两种格式的自动报告生成，报告内容涵盖招生概况、录取统计、专业分布、趋势对比等模块，数据自动从数据库获取。</w:t>
+      </w:r>
+    </w:p>
+    <w:p>
+      <w:pPr>
+        <w:rPr>
+          <w:lang w:eastAsia="zh-CN"/>
+        </w:rPr>
+      </w:pPr>
+      <w:r>
+        <w:rPr>
+          <w:b/>
+          <w:bCs/>
+          <w:lang w:eastAsia="zh-CN"/>
+        </w:rPr>
+        <w:t>（</w:t>
+      </w:r>
+      <w:r>
+        <w:rPr>
+          <w:b/>
+          <w:bCs/>
+          <w:lang w:eastAsia="zh-CN"/>
+        </w:rPr>
+        <w:t>7</w:t>
+      </w:r>
+      <w:r>
+        <w:rPr>
+          <w:b/>
+          <w:bCs/>
+          <w:lang w:eastAsia="zh-CN"/>
+        </w:rPr>
+        <w:t>）数据管理模块。</w:t>
+      </w:r>
+      <w:r>
+        <w:rPr>
+          <w:lang w:eastAsia="zh-CN"/>
+        </w:rPr>
+        <w:t xml:space="preserve"> </w:t>
+      </w:r>
+      <w:r>
+        <w:rPr>
+          <w:lang w:eastAsia="zh-CN"/>
+        </w:rPr>
+        <w:t>提供招生、学籍、毕业三类数据的表格化管理，支持关键词、时间区间、培养层次等多维筛选；学籍支持毕业状态标记与专业、班级自由录入，录入不存在的专业或班级时系统自动在维度表中创建对应记录。</w:t>
+      </w:r>
+    </w:p>
+    <w:p>
+      <w:pPr>
+        <w:rPr>
+          <w:lang w:eastAsia="zh-CN"/>
+        </w:rPr>
+      </w:pPr>
+      <w:r>
+        <w:rPr>
+          <w:b/>
+          <w:bCs/>
+          <w:lang w:eastAsia="zh-CN"/>
+        </w:rPr>
+        <w:t>（</w:t>
+      </w:r>
+      <w:r>
+        <w:rPr>
+          <w:b/>
+          <w:bCs/>
+          <w:lang w:eastAsia="zh-CN"/>
+        </w:rPr>
+        <w:t>8</w:t>
+      </w:r>
+      <w:r>
+        <w:rPr>
+          <w:b/>
+          <w:bCs/>
+          <w:lang w:eastAsia="zh-CN"/>
+        </w:rPr>
+        <w:t>）系统管理模块。</w:t>
+      </w:r>
+      <w:r>
+        <w:rPr>
+          <w:lang w:eastAsia="zh-CN"/>
+        </w:rPr>
+        <w:t xml:space="preserve"> </w:t>
+      </w:r>
+      <w:r>
+        <w:rPr>
+          <w:lang w:eastAsia="zh-CN"/>
+        </w:rPr>
+        <w:t>包含元数据标准管理、用户管理，以及学院</w:t>
+      </w:r>
+      <w:r>
+        <w:rPr>
+          <w:lang w:eastAsia="zh-CN"/>
+        </w:rPr>
+        <w:t>—</w:t>
+      </w:r>
+      <w:r>
+        <w:rPr>
+          <w:lang w:eastAsia="zh-CN"/>
+        </w:rPr>
+        <w:t>专业</w:t>
+      </w:r>
+      <w:r>
+        <w:rPr>
+          <w:lang w:eastAsia="zh-CN"/>
+        </w:rPr>
+        <w:t>—</w:t>
+      </w:r>
+      <w:r>
+        <w:rPr>
+          <w:lang w:eastAsia="zh-CN"/>
+        </w:rPr>
+        <w:t>班级三级维度管理，支持新增、编辑、删除操作，删除时进行引用检查，被下级数据引用时给出明确提示，避免产生悬空引用。</w:t>
       </w:r>
     </w:p>
     <w:p>
@@ -24865,6 +24901,7 @@
         <w:rPr>
           <w:lang w:eastAsia="zh-CN"/>
         </w:rPr>
+        <w:lastRenderedPageBreak/>
         <w:t>页面组件覆盖档案上传表单（含</w:t>
       </w:r>
       <w:r>
@@ -24956,7 +24993,6 @@
         <w:rPr>
           <w:noProof/>
         </w:rPr>
-        <w:lastRenderedPageBreak/>
         <w:drawing>
           <wp:inline distT="0" distB="0" distL="0" distR="0" wp14:anchorId="113CFC47" wp14:editId="42E3766D">
             <wp:extent cx="5486400" cy="4121785"/>
@@ -25480,6 +25516,7 @@
           <w:b/>
           <w:lang w:eastAsia="zh-CN"/>
         </w:rPr>
+        <w:lastRenderedPageBreak/>
         <w:t>（</w:t>
       </w:r>
       <w:r>
@@ -25572,7 +25609,6 @@
         <w:rPr>
           <w:noProof/>
         </w:rPr>
-        <w:lastRenderedPageBreak/>
         <w:drawing>
           <wp:inline distT="0" distB="0" distL="0" distR="0" wp14:anchorId="7DEB094B" wp14:editId="3CD08991">
             <wp:extent cx="5486400" cy="3508375"/>
@@ -26007,6 +26043,7 @@
                 <w:b/>
                 <w:bCs/>
               </w:rPr>
+              <w:lastRenderedPageBreak/>
               <w:t>GPU</w:t>
             </w:r>
           </w:p>
@@ -26088,7 +26125,6 @@
                 <w:b/>
                 <w:bCs/>
               </w:rPr>
-              <w:lastRenderedPageBreak/>
               <w:t>操作系统</w:t>
             </w:r>
             <w:proofErr w:type="spellEnd"/>
@@ -27228,7 +27264,14 @@
         <w:rPr>
           <w:lang w:eastAsia="zh-CN"/>
         </w:rPr>
-        <w:t>。双路径策略整体</w:t>
+        <w:t>。</w:t>
+      </w:r>
+      <w:r>
+        <w:rPr>
+          <w:lang w:eastAsia="zh-CN"/>
+        </w:rPr>
+        <w:lastRenderedPageBreak/>
+        <w:t>双路径策略整体</w:t>
       </w:r>
       <w:r>
         <w:rPr>
@@ -27284,7 +27327,6 @@
           <w:szCs w:val="28"/>
           <w:lang w:eastAsia="zh-CN"/>
         </w:rPr>
-        <w:lastRenderedPageBreak/>
         <w:t>【图</w:t>
       </w:r>
       <w:r>
@@ -28672,6 +28714,7 @@
                 <w:b/>
                 <w:bCs/>
               </w:rPr>
+              <w:lastRenderedPageBreak/>
               <w:t>有</w:t>
             </w:r>
             <w:r>
@@ -28750,7 +28793,6 @@
         <w:rPr>
           <w:lang w:eastAsia="zh-CN"/>
         </w:rPr>
-        <w:lastRenderedPageBreak/>
         <w:t>RAG</w:t>
       </w:r>
       <w:r>
@@ -29590,7 +29632,16 @@
                 <w:bCs/>
                 <w:lang w:eastAsia="zh-CN"/>
               </w:rPr>
-              <w:t>平均响应时间（</w:t>
+              <w:t>平均响应时间</w:t>
+            </w:r>
+            <w:r>
+              <w:rPr>
+                <w:b/>
+                <w:bCs/>
+                <w:lang w:eastAsia="zh-CN"/>
+              </w:rPr>
+              <w:lastRenderedPageBreak/>
+              <w:t>（</w:t>
             </w:r>
             <w:proofErr w:type="spellStart"/>
             <w:r>
@@ -29630,6 +29681,7 @@
                 <w:b/>
                 <w:bCs/>
               </w:rPr>
+              <w:lastRenderedPageBreak/>
               <w:t>95</w:t>
             </w:r>
             <w:r>
@@ -29637,7 +29689,15 @@
                 <w:b/>
                 <w:bCs/>
               </w:rPr>
-              <w:t>分位（</w:t>
+              <w:t>分位</w:t>
+            </w:r>
+            <w:r>
+              <w:rPr>
+                <w:b/>
+                <w:bCs/>
+              </w:rPr>
+              <w:lastRenderedPageBreak/>
+              <w:t>（</w:t>
             </w:r>
             <w:r>
               <w:rPr>
@@ -29674,7 +29734,16 @@
                 <w:b/>
                 <w:bCs/>
               </w:rPr>
-              <w:t>吞吐量（</w:t>
+              <w:lastRenderedPageBreak/>
+              <w:t>吞吐量</w:t>
+            </w:r>
+            <w:r>
+              <w:rPr>
+                <w:b/>
+                <w:bCs/>
+              </w:rPr>
+              <w:lastRenderedPageBreak/>
+              <w:t>（</w:t>
             </w:r>
             <w:r>
               <w:rPr>
@@ -29720,6 +29789,7 @@
                 <w:b/>
                 <w:bCs/>
               </w:rPr>
+              <w:lastRenderedPageBreak/>
               <w:t>档案上传</w:t>
             </w:r>
             <w:proofErr w:type="spellEnd"/>
@@ -29784,7 +29854,6 @@
                 <w:b/>
                 <w:bCs/>
               </w:rPr>
-              <w:lastRenderedPageBreak/>
               <w:t>数据查询</w:t>
             </w:r>
             <w:proofErr w:type="spellEnd"/>
@@ -30830,6 +30899,7 @@
           <w:b/>
           <w:lang w:eastAsia="zh-CN"/>
         </w:rPr>
+        <w:lastRenderedPageBreak/>
         <w:t>（</w:t>
       </w:r>
       <w:r>
@@ -30883,7 +30953,6 @@
           <w:b/>
           <w:lang w:eastAsia="zh-CN"/>
         </w:rPr>
-        <w:lastRenderedPageBreak/>
         <w:t>（</w:t>
       </w:r>
       <w:r>
@@ -31034,10 +31103,7 @@
       </w:r>
       <w:proofErr w:type="gramEnd"/>
       <w:r>
-        <w:t>EB/OL]. arXiv:2009.09941, 2020. https://arxiv.org/abs/2009.09941.</w:t>
-      </w:r>
-      <w:r>
-        <w:t xml:space="preserve"> </w:t>
+        <w:t xml:space="preserve">EB/OL]. arXiv:2009.09941, 2020. https://arxiv.org/abs/2009.09941. </w:t>
       </w:r>
     </w:p>
     <w:p>
@@ -31063,10 +31129,7 @@
       </w:r>
       <w:proofErr w:type="gramEnd"/>
       <w:r>
-        <w:t>EB/OL]. arXiv:2109.03144, 2021. https://arxiv.org/abs/2109.03144.</w:t>
-      </w:r>
-      <w:r>
-        <w:t xml:space="preserve"> </w:t>
+        <w:t xml:space="preserve">EB/OL]. arXiv:2109.03144, 2021. https://arxiv.org/abs/2109.03144. </w:t>
       </w:r>
     </w:p>
     <w:p>
@@ -31103,10 +31166,7 @@
       </w:r>
       <w:proofErr w:type="spellEnd"/>
       <w:r>
-        <w:t xml:space="preserve"> Solution for ICDAR 2021 Competition on Scientific Literature Parsing Task B: Table Recognition to HTML[EB/OL]. arXiv:2105.01848, 2021. https://arxiv.org/abs/2105.01848.</w:t>
-      </w:r>
-      <w:r>
-        <w:t xml:space="preserve"> </w:t>
+        <w:t xml:space="preserve"> Solution for ICDAR 2021 Competition on Scientific Literature Parsing Task B: Table Recognition to HTML[EB/OL]. arXiv:2105.01848, 2021. https://arxiv.org/abs/2105.01848. </w:t>
       </w:r>
     </w:p>
     <w:p>
@@ -31130,10 +31190,7 @@
       </w:r>
       <w:proofErr w:type="gramEnd"/>
       <w:r>
-        <w:t>EB/OL]. https://github.com/PaddlePaddle/PaddleOCR, 2024.</w:t>
-      </w:r>
-      <w:r>
-        <w:t xml:space="preserve"> </w:t>
+        <w:t xml:space="preserve">EB/OL]. https://github.com/PaddlePaddle/PaddleOCR, 2024. </w:t>
       </w:r>
     </w:p>
     <w:p>
@@ -31152,10 +31209,7 @@
       </w:r>
       <w:proofErr w:type="spellEnd"/>
       <w:r>
-        <w:t xml:space="preserve"> T, Cui L, Lu Y, Wei F. LayoutLMv3: Pre-training for Document AI with Unified Text and Image Masking[C]//Proceedings of the 30th ACM International Conference on Multimedia. New York: ACM, 2022: 4083-4091.</w:t>
-      </w:r>
-      <w:r>
-        <w:t xml:space="preserve"> </w:t>
+        <w:t xml:space="preserve"> T, Cui L, Lu Y, Wei F. LayoutLMv3: Pre-training for Document AI with Unified Text and Image Masking[C]//Proceedings of the 30th ACM International Conference on Multimedia. New York: ACM, 2022: 4083-4091. </w:t>
       </w:r>
     </w:p>
     <w:p>
@@ -31166,10 +31220,7 @@
         <w:t xml:space="preserve">[9] </w:t>
       </w:r>
       <w:r>
-        <w:t>Du Y, Chen Z, Jia C, et al. SVTR: Scene Text Recognition with a Single Visual Model[C]//Proceedings of the Thirty-First International Joint Conference on Artificial Intelligence. California: IJCAI Organization, 2022: 1345-1351.</w:t>
-      </w:r>
-      <w:r>
-        <w:t xml:space="preserve"> </w:t>
+        <w:t xml:space="preserve">Du Y, Chen Z, Jia C, et al. SVTR: Scene Text Recognition with a Single Visual Model[C]//Proceedings of the Thirty-First International Joint Conference on Artificial Intelligence. California: IJCAI Organization, 2022: 1345-1351. </w:t>
       </w:r>
     </w:p>
     <w:p>
@@ -31238,6 +31289,7 @@
         <w:pStyle w:val="a0"/>
       </w:pPr>
       <w:r>
+        <w:lastRenderedPageBreak/>
         <w:t xml:space="preserve">[12] </w:t>
       </w:r>
       <w:r>
@@ -31257,7 +31309,6 @@
         <w:pStyle w:val="a0"/>
       </w:pPr>
       <w:r>
-        <w:lastRenderedPageBreak/>
         <w:t>[13</w:t>
       </w:r>
       <w:proofErr w:type="gramStart"/>
@@ -31414,10 +31465,7 @@
       </w:r>
       <w:proofErr w:type="gramEnd"/>
       <w:r>
-        <w:t>EB/OL]. https://github.com/pgvector/pgvector, 2023.</w:t>
-      </w:r>
-      <w:r>
-        <w:t xml:space="preserve"> </w:t>
+        <w:t xml:space="preserve">EB/OL]. https://github.com/pgvector/pgvector, 2023. </w:t>
       </w:r>
     </w:p>
     <w:p>
@@ -31735,6 +31783,7 @@
         <w:rPr>
           <w:lang w:eastAsia="zh-CN"/>
         </w:rPr>
+        <w:lastRenderedPageBreak/>
         <w:t>[</w:t>
       </w:r>
       <w:r>
@@ -31832,7 +31881,6 @@
         <w:rPr>
           <w:lang w:eastAsia="zh-CN"/>
         </w:rPr>
-        <w:lastRenderedPageBreak/>
         <w:t>[27]</w:t>
       </w:r>
       <w:r>
@@ -32225,390 +32273,73 @@
         <w:pStyle w:val="SourceCode"/>
       </w:pPr>
       <w:r>
-        <w:rPr>
-          <w:rStyle w:val="VerbatimChar"/>
-        </w:rPr>
         <w:t xml:space="preserve">-- </w:t>
       </w:r>
-      <w:proofErr w:type="spellStart"/>
-      <w:r>
-        <w:rPr>
-          <w:rStyle w:val="VerbatimChar"/>
-        </w:rPr>
+      <w:r>
         <w:t>录取事实表</w:t>
       </w:r>
-      <w:proofErr w:type="spellEnd"/>
       <w:r>
         <w:br/>
-      </w:r>
-      <w:r>
-        <w:rPr>
-          <w:rStyle w:val="VerbatimChar"/>
-        </w:rPr>
-        <w:t xml:space="preserve">CREATE TABLE </w:t>
-      </w:r>
-      <w:proofErr w:type="spellStart"/>
-      <w:r>
-        <w:rPr>
-          <w:rStyle w:val="VerbatimChar"/>
-        </w:rPr>
-        <w:t>admission_fact</w:t>
-      </w:r>
-      <w:proofErr w:type="spellEnd"/>
-      <w:r>
-        <w:rPr>
-          <w:rStyle w:val="VerbatimChar"/>
-        </w:rPr>
-        <w:t xml:space="preserve"> (</w:t>
+        <w:t>CREATE TABLE admission_fact (</w:t>
       </w:r>
       <w:r>
         <w:br/>
-      </w:r>
-      <w:r>
-        <w:rPr>
-          <w:rStyle w:val="VerbatimChar"/>
-        </w:rPr>
         <w:t xml:space="preserve">    id              BIGSERIAL PRIMARY KEY,</w:t>
       </w:r>
       <w:r>
         <w:br/>
-      </w:r>
-      <w:r>
-        <w:rPr>
-          <w:rStyle w:val="VerbatimChar"/>
-        </w:rPr>
-        <w:t xml:space="preserve">    </w:t>
-      </w:r>
-      <w:proofErr w:type="spellStart"/>
-      <w:r>
-        <w:rPr>
-          <w:rStyle w:val="VerbatimChar"/>
-        </w:rPr>
-        <w:t>student_no</w:t>
-      </w:r>
-      <w:proofErr w:type="spellEnd"/>
-      <w:r>
-        <w:rPr>
-          <w:rStyle w:val="VerbatimChar"/>
-        </w:rPr>
-        <w:t xml:space="preserve">      VARCHAR(32),</w:t>
+        <w:t xml:space="preserve">    student_no      VARCHAR(32),</w:t>
       </w:r>
       <w:r>
         <w:br/>
-      </w:r>
-      <w:r>
-        <w:rPr>
-          <w:rStyle w:val="VerbatimChar"/>
-        </w:rPr>
-        <w:t xml:space="preserve">    </w:t>
-      </w:r>
-      <w:proofErr w:type="spellStart"/>
-      <w:r>
-        <w:rPr>
-          <w:rStyle w:val="VerbatimChar"/>
-        </w:rPr>
-        <w:t>exam_no</w:t>
-      </w:r>
-      <w:proofErr w:type="spellEnd"/>
-      <w:r>
-        <w:rPr>
-          <w:rStyle w:val="VerbatimChar"/>
-        </w:rPr>
-        <w:t xml:space="preserve">         VARCHAR(32),</w:t>
+        <w:t xml:space="preserve">    exam_no         VARCHAR(32),</w:t>
       </w:r>
       <w:r>
         <w:br/>
-      </w:r>
-      <w:r>
-        <w:rPr>
-          <w:rStyle w:val="VerbatimChar"/>
-        </w:rPr>
         <w:t xml:space="preserve">    name            VARCHAR(30),</w:t>
       </w:r>
       <w:r>
         <w:br/>
-      </w:r>
-      <w:r>
-        <w:rPr>
-          <w:rStyle w:val="VerbatimChar"/>
-        </w:rPr>
-        <w:t xml:space="preserve">    </w:t>
-      </w:r>
-      <w:proofErr w:type="spellStart"/>
-      <w:r>
-        <w:rPr>
-          <w:rStyle w:val="VerbatimChar"/>
-        </w:rPr>
-        <w:t>id_card</w:t>
-      </w:r>
-      <w:proofErr w:type="spellEnd"/>
-      <w:r>
-        <w:rPr>
-          <w:rStyle w:val="VerbatimChar"/>
-        </w:rPr>
-        <w:t xml:space="preserve">         VARCHAR(18),</w:t>
+        <w:t xml:space="preserve">    id_card         VARCHAR(18),</w:t>
       </w:r>
       <w:r>
         <w:br/>
-      </w:r>
-      <w:r>
-        <w:rPr>
-          <w:rStyle w:val="VerbatimChar"/>
-        </w:rPr>
         <w:t xml:space="preserve">    gender          VARCHAR(10),</w:t>
       </w:r>
       <w:r>
         <w:br/>
-      </w:r>
-      <w:r>
-        <w:rPr>
-          <w:rStyle w:val="VerbatimChar"/>
-        </w:rPr>
-        <w:t xml:space="preserve">    </w:t>
-      </w:r>
-      <w:proofErr w:type="spellStart"/>
-      <w:r>
-        <w:rPr>
-          <w:rStyle w:val="VerbatimChar"/>
-        </w:rPr>
-        <w:t>province_id</w:t>
-      </w:r>
-      <w:proofErr w:type="spellEnd"/>
-      <w:r>
-        <w:rPr>
-          <w:rStyle w:val="VerbatimChar"/>
-        </w:rPr>
-        <w:t xml:space="preserve">     INTEGER REFERENCES </w:t>
-      </w:r>
-      <w:proofErr w:type="spellStart"/>
-      <w:r>
-        <w:rPr>
-          <w:rStyle w:val="VerbatimChar"/>
-        </w:rPr>
-        <w:t>province_dim</w:t>
-      </w:r>
-      <w:proofErr w:type="spellEnd"/>
-      <w:r>
-        <w:rPr>
-          <w:rStyle w:val="VerbatimChar"/>
-        </w:rPr>
-        <w:t>(</w:t>
-      </w:r>
-      <w:proofErr w:type="spellStart"/>
-      <w:r>
-        <w:rPr>
-          <w:rStyle w:val="VerbatimChar"/>
-        </w:rPr>
-        <w:t>province_id</w:t>
-      </w:r>
-      <w:proofErr w:type="spellEnd"/>
-      <w:r>
-        <w:rPr>
-          <w:rStyle w:val="VerbatimChar"/>
-        </w:rPr>
-        <w:t>),</w:t>
+        <w:t xml:space="preserve">    province_id     INTEGER REFERENCES province_dim(province_id),</w:t>
       </w:r>
       <w:r>
         <w:br/>
-      </w:r>
-      <w:r>
-        <w:rPr>
-          <w:rStyle w:val="VerbatimChar"/>
-        </w:rPr>
-        <w:t xml:space="preserve">    </w:t>
-      </w:r>
-      <w:proofErr w:type="spellStart"/>
-      <w:r>
-        <w:rPr>
-          <w:rStyle w:val="VerbatimChar"/>
-        </w:rPr>
-        <w:t>major_id</w:t>
-      </w:r>
-      <w:proofErr w:type="spellEnd"/>
-      <w:r>
-        <w:rPr>
-          <w:rStyle w:val="VerbatimChar"/>
-        </w:rPr>
-        <w:t xml:space="preserve">        INTEGER REFERENCES </w:t>
-      </w:r>
-      <w:proofErr w:type="spellStart"/>
-      <w:r>
-        <w:rPr>
-          <w:rStyle w:val="VerbatimChar"/>
-        </w:rPr>
-        <w:t>major_dim</w:t>
-      </w:r>
-      <w:proofErr w:type="spellEnd"/>
-      <w:r>
-        <w:rPr>
-          <w:rStyle w:val="VerbatimChar"/>
-        </w:rPr>
-        <w:t>(</w:t>
-      </w:r>
-      <w:proofErr w:type="spellStart"/>
-      <w:r>
-        <w:rPr>
-          <w:rStyle w:val="VerbatimChar"/>
-        </w:rPr>
-        <w:t>major_id</w:t>
-      </w:r>
-      <w:proofErr w:type="spellEnd"/>
-      <w:r>
-        <w:rPr>
-          <w:rStyle w:val="VerbatimChar"/>
-        </w:rPr>
-        <w:t>),</w:t>
+        <w:t xml:space="preserve">    major_id        INTEGER REFERENCES major_dim(major_id),</w:t>
       </w:r>
       <w:r>
         <w:br/>
-      </w:r>
-      <w:r>
-        <w:rPr>
-          <w:rStyle w:val="VerbatimChar"/>
-        </w:rPr>
-        <w:t xml:space="preserve">    </w:t>
-      </w:r>
-      <w:proofErr w:type="spellStart"/>
-      <w:r>
-        <w:rPr>
-          <w:rStyle w:val="VerbatimChar"/>
-        </w:rPr>
-        <w:t>admission_date</w:t>
-      </w:r>
-      <w:proofErr w:type="spellEnd"/>
-      <w:r>
-        <w:rPr>
-          <w:rStyle w:val="VerbatimChar"/>
-        </w:rPr>
-        <w:t xml:space="preserve">  DATE,</w:t>
+        <w:t xml:space="preserve">    admission_date  DATE,</w:t>
       </w:r>
       <w:r>
         <w:br/>
-      </w:r>
-      <w:r>
-        <w:rPr>
-          <w:rStyle w:val="VerbatimChar"/>
-        </w:rPr>
-        <w:t xml:space="preserve">    </w:t>
-      </w:r>
-      <w:proofErr w:type="spellStart"/>
-      <w:r>
-        <w:rPr>
-          <w:rStyle w:val="VerbatimChar"/>
-        </w:rPr>
-        <w:t>admission_score</w:t>
-      </w:r>
-      <w:proofErr w:type="spellEnd"/>
-      <w:r>
-        <w:rPr>
-          <w:rStyle w:val="VerbatimChar"/>
-        </w:rPr>
-        <w:t xml:space="preserve"> INTEGER,</w:t>
+        <w:t xml:space="preserve">    admission_score INTEGER,</w:t>
       </w:r>
       <w:r>
         <w:br/>
-      </w:r>
-      <w:r>
-        <w:rPr>
-          <w:rStyle w:val="VerbatimChar"/>
-        </w:rPr>
-        <w:t xml:space="preserve">    </w:t>
-      </w:r>
-      <w:proofErr w:type="spellStart"/>
-      <w:r>
-        <w:rPr>
-          <w:rStyle w:val="VerbatimChar"/>
-        </w:rPr>
-        <w:t>file_id</w:t>
-      </w:r>
-      <w:proofErr w:type="spellEnd"/>
-      <w:r>
-        <w:rPr>
-          <w:rStyle w:val="VerbatimChar"/>
-        </w:rPr>
-        <w:t xml:space="preserve">         INTEGER REFERENCES </w:t>
-      </w:r>
-      <w:proofErr w:type="spellStart"/>
-      <w:r>
-        <w:rPr>
-          <w:rStyle w:val="VerbatimChar"/>
-        </w:rPr>
-        <w:t>archive_file_dim</w:t>
-      </w:r>
-      <w:proofErr w:type="spellEnd"/>
-      <w:r>
-        <w:rPr>
-          <w:rStyle w:val="VerbatimChar"/>
-        </w:rPr>
-        <w:t>(</w:t>
-      </w:r>
-      <w:proofErr w:type="spellStart"/>
-      <w:r>
-        <w:rPr>
-          <w:rStyle w:val="VerbatimChar"/>
-        </w:rPr>
-        <w:t>file_id</w:t>
-      </w:r>
-      <w:proofErr w:type="spellEnd"/>
-      <w:r>
-        <w:rPr>
-          <w:rStyle w:val="VerbatimChar"/>
-        </w:rPr>
-        <w:t>),</w:t>
+        <w:t xml:space="preserve">    degree_id       INTEGER REFERENCES degree_dim(degree_id),</w:t>
       </w:r>
       <w:r>
         <w:br/>
-      </w:r>
-      <w:r>
-        <w:rPr>
-          <w:rStyle w:val="VerbatimChar"/>
-        </w:rPr>
-        <w:t xml:space="preserve">    </w:t>
-      </w:r>
-      <w:proofErr w:type="spellStart"/>
-      <w:r>
-        <w:rPr>
-          <w:rStyle w:val="VerbatimChar"/>
-        </w:rPr>
-        <w:t>create_time</w:t>
-      </w:r>
-      <w:proofErr w:type="spellEnd"/>
-      <w:r>
-        <w:rPr>
-          <w:rStyle w:val="VerbatimChar"/>
-        </w:rPr>
-        <w:t xml:space="preserve">     TIMESTAMP DEFAULT CURRENT_TIMESTAMP,</w:t>
+        <w:t xml:space="preserve">    file_id         INTEGER REFERENCES archive_file_dim(file_id),</w:t>
       </w:r>
       <w:r>
         <w:br/>
-      </w:r>
-      <w:r>
-        <w:rPr>
-          <w:rStyle w:val="VerbatimChar"/>
-        </w:rPr>
-        <w:t xml:space="preserve">    </w:t>
-      </w:r>
-      <w:proofErr w:type="spellStart"/>
-      <w:r>
-        <w:rPr>
-          <w:rStyle w:val="VerbatimChar"/>
-        </w:rPr>
-        <w:t>update_time</w:t>
-      </w:r>
-      <w:proofErr w:type="spellEnd"/>
-      <w:r>
-        <w:rPr>
-          <w:rStyle w:val="VerbatimChar"/>
-        </w:rPr>
-        <w:t xml:space="preserve">     TIMESTAMP DEFAULT CURRENT_TIMESTAMP</w:t>
+        <w:t xml:space="preserve">    create_time     TIMESTAMP DEFAULT CURRENT_TIMESTAMP,</w:t>
       </w:r>
       <w:r>
         <w:br/>
-      </w:r>
-      <w:r>
-        <w:rPr>
-          <w:rStyle w:val="VerbatimChar"/>
-        </w:rPr>
+        <w:t xml:space="preserve">    update_time     TIMESTAMP DEFAULT CURRENT_TIMESTAMP</w:t>
+      </w:r>
+      <w:r>
+        <w:br/>
         <w:t>);</w:t>
       </w:r>
       <w:r>
@@ -32616,421 +32347,255 @@
       </w:r>
       <w:r>
         <w:br/>
-      </w:r>
-      <w:r>
-        <w:rPr>
-          <w:rStyle w:val="VerbatimChar"/>
-        </w:rPr>
         <w:t xml:space="preserve">-- </w:t>
       </w:r>
-      <w:proofErr w:type="spellStart"/>
-      <w:r>
-        <w:rPr>
-          <w:rStyle w:val="VerbatimChar"/>
-        </w:rPr>
+      <w:r>
         <w:t>学籍事实表</w:t>
       </w:r>
-      <w:proofErr w:type="spellEnd"/>
       <w:r>
         <w:br/>
-      </w:r>
-      <w:r>
-        <w:rPr>
-          <w:rStyle w:val="VerbatimChar"/>
-        </w:rPr>
-        <w:t xml:space="preserve">CREATE TABLE </w:t>
-      </w:r>
-      <w:proofErr w:type="spellStart"/>
-      <w:r>
-        <w:rPr>
-          <w:rStyle w:val="VerbatimChar"/>
-        </w:rPr>
-        <w:t>student_fact</w:t>
-      </w:r>
-      <w:proofErr w:type="spellEnd"/>
-      <w:r>
-        <w:rPr>
-          <w:rStyle w:val="VerbatimChar"/>
-        </w:rPr>
-        <w:t xml:space="preserve"> (</w:t>
+        <w:t>CREATE TABLE student_fact (</w:t>
       </w:r>
       <w:r>
         <w:br/>
-      </w:r>
-      <w:r>
-        <w:rPr>
-          <w:rStyle w:val="VerbatimChar"/>
-        </w:rPr>
         <w:t xml:space="preserve">    id              BIGSERIAL PRIMARY KEY,</w:t>
       </w:r>
       <w:r>
         <w:br/>
-      </w:r>
-      <w:r>
-        <w:rPr>
-          <w:rStyle w:val="VerbatimChar"/>
-        </w:rPr>
-        <w:t xml:space="preserve">    </w:t>
-      </w:r>
-      <w:proofErr w:type="spellStart"/>
-      <w:r>
-        <w:rPr>
-          <w:rStyle w:val="VerbatimChar"/>
-        </w:rPr>
-        <w:t>student_no</w:t>
-      </w:r>
-      <w:proofErr w:type="spellEnd"/>
-      <w:r>
-        <w:rPr>
-          <w:rStyle w:val="VerbatimChar"/>
-        </w:rPr>
-        <w:t xml:space="preserve">      VARCHAR(32) UNIQUE,</w:t>
+        <w:t xml:space="preserve">    student_no      VARCHAR(32) UNIQUE,</w:t>
       </w:r>
       <w:r>
         <w:br/>
       </w:r>
       <w:r>
-        <w:rPr>
-          <w:rStyle w:val="VerbatimChar"/>
-        </w:rPr>
+        <w:lastRenderedPageBreak/>
         <w:t xml:space="preserve">    name            VARCHAR(30),</w:t>
       </w:r>
       <w:r>
         <w:br/>
-      </w:r>
-      <w:r>
-        <w:rPr>
-          <w:rStyle w:val="VerbatimChar"/>
-        </w:rPr>
-        <w:t xml:space="preserve">    </w:t>
-      </w:r>
-      <w:proofErr w:type="spellStart"/>
-      <w:r>
-        <w:rPr>
-          <w:rStyle w:val="VerbatimChar"/>
-        </w:rPr>
-        <w:t>id_card</w:t>
-      </w:r>
-      <w:proofErr w:type="spellEnd"/>
-      <w:r>
-        <w:rPr>
-          <w:rStyle w:val="VerbatimChar"/>
-        </w:rPr>
-        <w:t xml:space="preserve">         VARCHAR(18) UNIQUE,</w:t>
+        <w:t xml:space="preserve">    id_card         VARCHAR(18) UNIQUE,</w:t>
       </w:r>
       <w:r>
         <w:br/>
-      </w:r>
-      <w:r>
-        <w:rPr>
-          <w:rStyle w:val="VerbatimChar"/>
-        </w:rPr>
         <w:t xml:space="preserve">    gender          VARCHAR(4) DEFAULT '</w:t>
       </w:r>
-      <w:proofErr w:type="spellStart"/>
-      <w:r>
-        <w:rPr>
-          <w:rStyle w:val="VerbatimChar"/>
-        </w:rPr>
+      <w:r>
         <w:t>未知</w:t>
       </w:r>
-      <w:proofErr w:type="spellEnd"/>
-      <w:r>
-        <w:rPr>
-          <w:rStyle w:val="VerbatimChar"/>
-        </w:rPr>
+      <w:r>
         <w:t>',</w:t>
       </w:r>
       <w:r>
         <w:br/>
-      </w:r>
-      <w:r>
-        <w:rPr>
-          <w:rStyle w:val="VerbatimChar"/>
-        </w:rPr>
-        <w:t xml:space="preserve">    </w:t>
-      </w:r>
-      <w:proofErr w:type="spellStart"/>
-      <w:r>
-        <w:rPr>
-          <w:rStyle w:val="VerbatimChar"/>
-        </w:rPr>
-        <w:t>major_id</w:t>
-      </w:r>
-      <w:proofErr w:type="spellEnd"/>
-      <w:r>
-        <w:rPr>
-          <w:rStyle w:val="VerbatimChar"/>
-        </w:rPr>
-        <w:t xml:space="preserve">        INTEGER REFERENCES </w:t>
-      </w:r>
-      <w:proofErr w:type="spellStart"/>
-      <w:r>
-        <w:rPr>
-          <w:rStyle w:val="VerbatimChar"/>
-        </w:rPr>
-        <w:t>major_dim</w:t>
-      </w:r>
-      <w:proofErr w:type="spellEnd"/>
-      <w:r>
-        <w:rPr>
-          <w:rStyle w:val="VerbatimChar"/>
-        </w:rPr>
-        <w:t>(</w:t>
-      </w:r>
-      <w:proofErr w:type="spellStart"/>
-      <w:r>
-        <w:rPr>
-          <w:rStyle w:val="VerbatimChar"/>
-        </w:rPr>
-        <w:t>major_id</w:t>
-      </w:r>
-      <w:proofErr w:type="spellEnd"/>
-      <w:r>
-        <w:rPr>
-          <w:rStyle w:val="VerbatimChar"/>
-        </w:rPr>
-        <w:t>),</w:t>
+        <w:t xml:space="preserve">    major_id        INTEGER REFERENCES major_dim(major_id),</w:t>
       </w:r>
       <w:r>
         <w:br/>
-      </w:r>
-      <w:r>
-        <w:rPr>
-          <w:rStyle w:val="VerbatimChar"/>
-        </w:rPr>
-        <w:t xml:space="preserve">    </w:t>
-      </w:r>
-      <w:proofErr w:type="spellStart"/>
-      <w:r>
-        <w:rPr>
-          <w:rStyle w:val="VerbatimChar"/>
-        </w:rPr>
-        <w:t>class_id</w:t>
-      </w:r>
-      <w:proofErr w:type="spellEnd"/>
-      <w:r>
-        <w:rPr>
-          <w:rStyle w:val="VerbatimChar"/>
-        </w:rPr>
-        <w:t xml:space="preserve">        INTEGER REFERENCES </w:t>
-      </w:r>
-      <w:proofErr w:type="spellStart"/>
-      <w:r>
-        <w:rPr>
-          <w:rStyle w:val="VerbatimChar"/>
-        </w:rPr>
-        <w:t>class_dim</w:t>
-      </w:r>
-      <w:proofErr w:type="spellEnd"/>
-      <w:r>
-        <w:rPr>
-          <w:rStyle w:val="VerbatimChar"/>
-        </w:rPr>
-        <w:t>(</w:t>
-      </w:r>
-      <w:proofErr w:type="spellStart"/>
-      <w:r>
-        <w:rPr>
-          <w:rStyle w:val="VerbatimChar"/>
-        </w:rPr>
-        <w:t>class_id</w:t>
-      </w:r>
-      <w:proofErr w:type="spellEnd"/>
-      <w:r>
-        <w:rPr>
-          <w:rStyle w:val="VerbatimChar"/>
-        </w:rPr>
-        <w:t>),</w:t>
+        <w:t xml:space="preserve">    class_id        INTEGER REFERENCES class_dim(class_id),</w:t>
       </w:r>
       <w:r>
         <w:br/>
-      </w:r>
-      <w:r>
-        <w:rPr>
-          <w:rStyle w:val="VerbatimChar"/>
-        </w:rPr>
-        <w:t xml:space="preserve">    </w:t>
-      </w:r>
-      <w:proofErr w:type="spellStart"/>
-      <w:r>
-        <w:rPr>
-          <w:rStyle w:val="VerbatimChar"/>
-        </w:rPr>
-        <w:t>province_id</w:t>
-      </w:r>
-      <w:proofErr w:type="spellEnd"/>
-      <w:r>
-        <w:rPr>
-          <w:rStyle w:val="VerbatimChar"/>
-        </w:rPr>
-        <w:t xml:space="preserve">     INTEGER REFERENCES </w:t>
-      </w:r>
-      <w:proofErr w:type="spellStart"/>
-      <w:r>
-        <w:rPr>
-          <w:rStyle w:val="VerbatimChar"/>
-        </w:rPr>
-        <w:t>province_dim</w:t>
-      </w:r>
-      <w:proofErr w:type="spellEnd"/>
-      <w:r>
-        <w:rPr>
-          <w:rStyle w:val="VerbatimChar"/>
-        </w:rPr>
-        <w:t>(</w:t>
-      </w:r>
-      <w:proofErr w:type="spellStart"/>
-      <w:r>
-        <w:rPr>
-          <w:rStyle w:val="VerbatimChar"/>
-        </w:rPr>
-        <w:t>province_id</w:t>
-      </w:r>
-      <w:proofErr w:type="spellEnd"/>
-      <w:r>
-        <w:rPr>
-          <w:rStyle w:val="VerbatimChar"/>
-        </w:rPr>
-        <w:t>),</w:t>
+        <w:t xml:space="preserve">    province_id     INTEGER REFERENCES province_dim(province_id),</w:t>
       </w:r>
       <w:r>
         <w:br/>
-      </w:r>
-      <w:r>
-        <w:rPr>
-          <w:rStyle w:val="VerbatimChar"/>
-        </w:rPr>
+        <w:t xml:space="preserve">    admission_date  DATE,</w:t>
+      </w:r>
+      <w:r>
+        <w:br/>
+        <w:t xml:space="preserve">    degree_id       INTEGER REFERENCES degree_dim(degree_id),</w:t>
+      </w:r>
+      <w:r>
+        <w:br/>
+        <w:t xml:space="preserve">    graduated       BOOLEAN DEFAULT FALSE,</w:t>
+      </w:r>
+      <w:r>
+        <w:br/>
+        <w:t xml:space="preserve">    file_id         INTEGER REFERENCES archive_file_dim(file_id),</w:t>
+      </w:r>
+      <w:r>
+        <w:br/>
+        <w:t xml:space="preserve">    create_time     TIMESTAMP DEFAULT CURRENT_TIMESTAMP,</w:t>
+      </w:r>
+      <w:r>
+        <w:br/>
+        <w:t xml:space="preserve">    update_time     TIMESTAMP DEFAULT CURRENT_TIMESTAMP</w:t>
+      </w:r>
+      <w:r>
+        <w:br/>
+        <w:t>);</w:t>
+      </w:r>
+      <w:r>
+        <w:br/>
+      </w:r>
+      <w:r>
+        <w:br/>
+        <w:t xml:space="preserve">-- </w:t>
+      </w:r>
+      <w:r>
+        <w:t>毕业事实表</w:t>
+      </w:r>
+      <w:r>
+        <w:br/>
+        <w:t>CREATE TABLE graduation_fact (</w:t>
+      </w:r>
+      <w:r>
+        <w:br/>
+        <w:t xml:space="preserve">    id              BIGSERIAL PRIMARY KEY,</w:t>
+      </w:r>
+      <w:r>
+        <w:br/>
+        <w:t xml:space="preserve">    student_no      VARCHAR(32),</w:t>
+      </w:r>
+      <w:r>
+        <w:br/>
+        <w:t xml:space="preserve">    name            VARCHAR(30),</w:t>
+      </w:r>
+      <w:r>
+        <w:br/>
+        <w:t xml:space="preserve">    id_card         VARCHAR(18),</w:t>
+      </w:r>
+      <w:r>
+        <w:br/>
+        <w:t xml:space="preserve">    gender          VARCHAR(10),</w:t>
+      </w:r>
+      <w:r>
+        <w:br/>
+        <w:t xml:space="preserve">    degree_id       INTEGER REFERENCES degree_dim(degree_id),</w:t>
+      </w:r>
+      <w:r>
+        <w:br/>
+        <w:t xml:space="preserve">    dest_id         INTEGER REFERENCES destination_dim(dest_id),</w:t>
+      </w:r>
+      <w:r>
+        <w:br/>
+        <w:t xml:space="preserve">    graduation_date DATE,</w:t>
+      </w:r>
+      <w:r>
+        <w:br/>
+        <w:t xml:space="preserve">    file_id         INTEGER REFERENCES archive_file_dim(file_id),</w:t>
+      </w:r>
+      <w:r>
+        <w:br/>
+        <w:t xml:space="preserve">    create_time     TIMESTAMP DEFAULT CURRENT_TIMESTAMP,</w:t>
+      </w:r>
+      <w:r>
+        <w:br/>
+        <w:t xml:space="preserve">    update_time     TIMESTAMP DEFAULT CURRENT_TIMESTAMP</w:t>
+      </w:r>
+      <w:r>
+        <w:br/>
+        <w:t>);</w:t>
+      </w:r>
+      <w:r>
+        <w:br/>
+      </w:r>
+      <w:r>
+        <w:br/>
+        <w:t xml:space="preserve">-- </w:t>
+      </w:r>
+      <w:r>
+        <w:t>元数据标准表</w:t>
+      </w:r>
+      <w:r>
+        <w:br/>
+        <w:t>CREATE TABLE metadata_standard (</w:t>
+      </w:r>
+      <w:r>
+        <w:br/>
+        <w:t xml:space="preserve">    metadata_id     SERIAL PRIMARY KEY,</w:t>
+      </w:r>
+      <w:r>
+        <w:br/>
+        <w:t xml:space="preserve">    field_code      VARCHAR(32) NOT NULL UNIQUE,</w:t>
+      </w:r>
+      <w:r>
+        <w:br/>
+        <w:t xml:space="preserve">    field_name      VARCHAR(50) NOT NULL,</w:t>
+      </w:r>
+      <w:r>
+        <w:br/>
+        <w:t xml:space="preserve">    field_type      VARCHAR(20),</w:t>
+      </w:r>
+      <w:r>
+        <w:br/>
+        <w:t xml:space="preserve">    source_field    VARCHAR(100) NOT NULL,</w:t>
+      </w:r>
+      <w:r>
+        <w:br/>
+        <w:t xml:space="preserve">    transform_type  VARCHAR(50) DEFAULT 'DIRECT',</w:t>
+      </w:r>
+      <w:r>
+        <w:br/>
+        <w:t xml:space="preserve">    transform_rule  VARCHAR(255),</w:t>
+      </w:r>
+      <w:r>
+        <w:br/>
+        <w:t xml:space="preserve">    is_required     BOOLEAN DEFAULT FALSE</w:t>
+      </w:r>
+      <w:r>
+        <w:br/>
+        <w:t>);</w:t>
+      </w:r>
+      <w:r>
+        <w:br/>
+      </w:r>
+      <w:r>
+        <w:br/>
+        <w:t xml:space="preserve">-- </w:t>
+      </w:r>
+      <w:r>
+        <w:t>知识库表</w:t>
+      </w:r>
+      <w:r>
+        <w:br/>
+        <w:t>CREATE TABLE knowledge_base (</w:t>
+      </w:r>
+      <w:r>
+        <w:br/>
+        <w:t xml:space="preserve">    id          SERIAL PRIMARY KEY,</w:t>
+      </w:r>
+      <w:r>
+        <w:br/>
+        <w:t xml:space="preserve">    title       VARCHAR(255) NOT NULL,</w:t>
+      </w:r>
+      <w:r>
+        <w:br/>
+      </w:r>
+      <w:r>
         <w:lastRenderedPageBreak/>
-        <w:t xml:space="preserve">    </w:t>
-      </w:r>
-      <w:proofErr w:type="spellStart"/>
-      <w:r>
-        <w:rPr>
-          <w:rStyle w:val="VerbatimChar"/>
-        </w:rPr>
-        <w:t>admission_date</w:t>
-      </w:r>
-      <w:proofErr w:type="spellEnd"/>
-      <w:r>
-        <w:rPr>
-          <w:rStyle w:val="VerbatimChar"/>
-        </w:rPr>
-        <w:t xml:space="preserve">  DATE,</w:t>
+        <w:t xml:space="preserve">    file_type   VARCHAR(20) NOT NULL,</w:t>
       </w:r>
       <w:r>
         <w:br/>
-      </w:r>
-      <w:r>
-        <w:rPr>
-          <w:rStyle w:val="VerbatimChar"/>
-        </w:rPr>
-        <w:t xml:space="preserve">    graduated       BOOLEAN DEFAULT FALSE,</w:t>
+        <w:t xml:space="preserve">    file_path   TEXT,</w:t>
       </w:r>
       <w:r>
         <w:br/>
-      </w:r>
-      <w:r>
-        <w:rPr>
-          <w:rStyle w:val="VerbatimChar"/>
-        </w:rPr>
-        <w:t xml:space="preserve">    </w:t>
-      </w:r>
-      <w:proofErr w:type="spellStart"/>
-      <w:r>
-        <w:rPr>
-          <w:rStyle w:val="VerbatimChar"/>
-        </w:rPr>
-        <w:t>file_id</w:t>
-      </w:r>
-      <w:proofErr w:type="spellEnd"/>
-      <w:r>
-        <w:rPr>
-          <w:rStyle w:val="VerbatimChar"/>
-        </w:rPr>
-        <w:t xml:space="preserve">         INTEGER REFERENCES </w:t>
-      </w:r>
-      <w:proofErr w:type="spellStart"/>
-      <w:r>
-        <w:rPr>
-          <w:rStyle w:val="VerbatimChar"/>
-        </w:rPr>
-        <w:t>archive_file_dim</w:t>
-      </w:r>
-      <w:proofErr w:type="spellEnd"/>
-      <w:r>
-        <w:rPr>
-          <w:rStyle w:val="VerbatimChar"/>
-        </w:rPr>
-        <w:t>(</w:t>
-      </w:r>
-      <w:proofErr w:type="spellStart"/>
-      <w:r>
-        <w:rPr>
-          <w:rStyle w:val="VerbatimChar"/>
-        </w:rPr>
-        <w:t>file_id</w:t>
-      </w:r>
-      <w:proofErr w:type="spellEnd"/>
-      <w:r>
-        <w:rPr>
-          <w:rStyle w:val="VerbatimChar"/>
-        </w:rPr>
-        <w:t>),</w:t>
+        <w:t xml:space="preserve">    source      VARCHAR(50) DEFAULT 'upload',</w:t>
       </w:r>
       <w:r>
         <w:br/>
-      </w:r>
-      <w:r>
-        <w:rPr>
-          <w:rStyle w:val="VerbatimChar"/>
-        </w:rPr>
-        <w:t xml:space="preserve">    </w:t>
-      </w:r>
-      <w:proofErr w:type="spellStart"/>
-      <w:r>
-        <w:rPr>
-          <w:rStyle w:val="VerbatimChar"/>
-        </w:rPr>
-        <w:t>create_time</w:t>
-      </w:r>
-      <w:proofErr w:type="spellEnd"/>
-      <w:r>
-        <w:rPr>
-          <w:rStyle w:val="VerbatimChar"/>
-        </w:rPr>
-        <w:t xml:space="preserve">     TIMESTAMP DEFAULT CURRENT_TIMESTAMP,</w:t>
+        <w:t xml:space="preserve">    url         TEXT,</w:t>
       </w:r>
       <w:r>
         <w:br/>
-      </w:r>
-      <w:r>
-        <w:rPr>
-          <w:rStyle w:val="VerbatimChar"/>
-        </w:rPr>
-        <w:t xml:space="preserve">    </w:t>
-      </w:r>
-      <w:proofErr w:type="spellStart"/>
-      <w:r>
-        <w:rPr>
-          <w:rStyle w:val="VerbatimChar"/>
-        </w:rPr>
-        <w:t>update_time</w:t>
-      </w:r>
-      <w:proofErr w:type="spellEnd"/>
-      <w:r>
-        <w:rPr>
-          <w:rStyle w:val="VerbatimChar"/>
-        </w:rPr>
-        <w:t xml:space="preserve">     TIMESTAMP DEFAULT CURRENT_TIMESTAMP</w:t>
+        <w:t xml:space="preserve">    chunk_count INTEGER DEFAULT 0,</w:t>
       </w:r>
       <w:r>
         <w:br/>
-      </w:r>
-      <w:r>
-        <w:rPr>
-          <w:rStyle w:val="VerbatimChar"/>
-        </w:rPr>
+        <w:t xml:space="preserve">    status      VARCHAR(20) DEFAULT 'parsing',</w:t>
+      </w:r>
+      <w:r>
+        <w:br/>
+        <w:t xml:space="preserve">    error_msg   TEXT,</w:t>
+      </w:r>
+      <w:r>
+        <w:br/>
+        <w:t xml:space="preserve">    create_time TIMESTAMP DEFAULT CURRENT_TIMESTAMP</w:t>
+      </w:r>
+      <w:r>
+        <w:br/>
         <w:t>);</w:t>
       </w:r>
       <w:r>
@@ -33038,940 +32603,34 @@
       </w:r>
       <w:r>
         <w:br/>
-      </w:r>
-      <w:r>
-        <w:rPr>
-          <w:rStyle w:val="VerbatimChar"/>
-        </w:rPr>
-        <w:t xml:space="preserve">-- </w:t>
-      </w:r>
-      <w:proofErr w:type="spellStart"/>
-      <w:r>
-        <w:rPr>
-          <w:rStyle w:val="VerbatimChar"/>
-        </w:rPr>
-        <w:t>毕业事实表</w:t>
-      </w:r>
-      <w:proofErr w:type="spellEnd"/>
+        <w:t>CREATE TABLE knowledge_chunks (</w:t>
+      </w:r>
       <w:r>
         <w:br/>
-      </w:r>
-      <w:r>
-        <w:rPr>
-          <w:rStyle w:val="VerbatimChar"/>
-        </w:rPr>
-        <w:t xml:space="preserve">CREATE TABLE </w:t>
-      </w:r>
-      <w:proofErr w:type="spellStart"/>
-      <w:r>
-        <w:rPr>
-          <w:rStyle w:val="VerbatimChar"/>
-        </w:rPr>
-        <w:t>graduation_fact</w:t>
-      </w:r>
-      <w:proofErr w:type="spellEnd"/>
-      <w:r>
-        <w:rPr>
-          <w:rStyle w:val="VerbatimChar"/>
-        </w:rPr>
-        <w:t xml:space="preserve"> (</w:t>
+        <w:t xml:space="preserve">    id          SERIAL PRIMARY KEY,</w:t>
       </w:r>
       <w:r>
         <w:br/>
-      </w:r>
-      <w:r>
-        <w:rPr>
-          <w:rStyle w:val="VerbatimChar"/>
-        </w:rPr>
-        <w:t xml:space="preserve">    id              BIGSERIAL PRIMARY KEY,</w:t>
+        <w:t xml:space="preserve">    kb_id       INTEGER REFERENCES knowledge_base(id),</w:t>
       </w:r>
       <w:r>
         <w:br/>
-      </w:r>
-      <w:r>
-        <w:rPr>
-          <w:rStyle w:val="VerbatimChar"/>
-        </w:rPr>
-        <w:t xml:space="preserve">    </w:t>
-      </w:r>
-      <w:proofErr w:type="spellStart"/>
-      <w:r>
-        <w:rPr>
-          <w:rStyle w:val="VerbatimChar"/>
-        </w:rPr>
-        <w:t>student_no</w:t>
-      </w:r>
-      <w:proofErr w:type="spellEnd"/>
-      <w:r>
-        <w:rPr>
-          <w:rStyle w:val="VerbatimChar"/>
-        </w:rPr>
-        <w:t xml:space="preserve">      VARCHAR(32),</w:t>
+        <w:t xml:space="preserve">    chunk_index INTEGER NOT NULL,</w:t>
       </w:r>
       <w:r>
         <w:br/>
-      </w:r>
-      <w:r>
-        <w:rPr>
-          <w:rStyle w:val="VerbatimChar"/>
-        </w:rPr>
-        <w:t xml:space="preserve">    name            VARCHAR(30),</w:t>
+        <w:t xml:space="preserve">    content     TEXT NOT NULL,</w:t>
       </w:r>
       <w:r>
         <w:br/>
-      </w:r>
-      <w:r>
-        <w:rPr>
-          <w:rStyle w:val="VerbatimChar"/>
-        </w:rPr>
-        <w:t xml:space="preserve">    </w:t>
-      </w:r>
-      <w:proofErr w:type="spellStart"/>
-      <w:r>
-        <w:rPr>
-          <w:rStyle w:val="VerbatimChar"/>
-        </w:rPr>
-        <w:t>id_card</w:t>
-      </w:r>
-      <w:proofErr w:type="spellEnd"/>
-      <w:r>
-        <w:rPr>
-          <w:rStyle w:val="VerbatimChar"/>
-        </w:rPr>
-        <w:t xml:space="preserve">         VARCHAR(18),</w:t>
+        <w:t xml:space="preserve">    metadata    JSONB DEFAULT '{}',</w:t>
       </w:r>
       <w:r>
         <w:br/>
-      </w:r>
-      <w:r>
-        <w:rPr>
-          <w:rStyle w:val="VerbatimChar"/>
-        </w:rPr>
-        <w:t xml:space="preserve">    gender          VARCHAR(10),</w:t>
+        <w:t xml:space="preserve">    embedding   vector(1024)</w:t>
       </w:r>
       <w:r>
         <w:br/>
-      </w:r>
-      <w:r>
-        <w:rPr>
-          <w:rStyle w:val="VerbatimChar"/>
-        </w:rPr>
-        <w:t xml:space="preserve">    </w:t>
-      </w:r>
-      <w:proofErr w:type="spellStart"/>
-      <w:r>
-        <w:rPr>
-          <w:rStyle w:val="VerbatimChar"/>
-        </w:rPr>
-        <w:t>degree_id</w:t>
-      </w:r>
-      <w:proofErr w:type="spellEnd"/>
-      <w:r>
-        <w:rPr>
-          <w:rStyle w:val="VerbatimChar"/>
-        </w:rPr>
-        <w:t xml:space="preserve">       INTEGER REFERENCES </w:t>
-      </w:r>
-      <w:proofErr w:type="spellStart"/>
-      <w:r>
-        <w:rPr>
-          <w:rStyle w:val="VerbatimChar"/>
-        </w:rPr>
-        <w:t>degree_dim</w:t>
-      </w:r>
-      <w:proofErr w:type="spellEnd"/>
-      <w:r>
-        <w:rPr>
-          <w:rStyle w:val="VerbatimChar"/>
-        </w:rPr>
-        <w:t>(</w:t>
-      </w:r>
-      <w:proofErr w:type="spellStart"/>
-      <w:r>
-        <w:rPr>
-          <w:rStyle w:val="VerbatimChar"/>
-        </w:rPr>
-        <w:t>degree_id</w:t>
-      </w:r>
-      <w:proofErr w:type="spellEnd"/>
-      <w:r>
-        <w:rPr>
-          <w:rStyle w:val="VerbatimChar"/>
-        </w:rPr>
-        <w:t>),</w:t>
-      </w:r>
-      <w:r>
-        <w:br/>
-      </w:r>
-      <w:r>
-        <w:rPr>
-          <w:rStyle w:val="VerbatimChar"/>
-        </w:rPr>
-        <w:t xml:space="preserve">    </w:t>
-      </w:r>
-      <w:proofErr w:type="spellStart"/>
-      <w:r>
-        <w:rPr>
-          <w:rStyle w:val="VerbatimChar"/>
-        </w:rPr>
-        <w:t>dest_id</w:t>
-      </w:r>
-      <w:proofErr w:type="spellEnd"/>
-      <w:r>
-        <w:rPr>
-          <w:rStyle w:val="VerbatimChar"/>
-        </w:rPr>
-        <w:t xml:space="preserve">         INTEGER REFERENCES </w:t>
-      </w:r>
-      <w:proofErr w:type="spellStart"/>
-      <w:r>
-        <w:rPr>
-          <w:rStyle w:val="VerbatimChar"/>
-        </w:rPr>
-        <w:t>destination_dim</w:t>
-      </w:r>
-      <w:proofErr w:type="spellEnd"/>
-      <w:r>
-        <w:rPr>
-          <w:rStyle w:val="VerbatimChar"/>
-        </w:rPr>
-        <w:t>(</w:t>
-      </w:r>
-      <w:proofErr w:type="spellStart"/>
-      <w:r>
-        <w:rPr>
-          <w:rStyle w:val="VerbatimChar"/>
-        </w:rPr>
-        <w:t>dest_id</w:t>
-      </w:r>
-      <w:proofErr w:type="spellEnd"/>
-      <w:r>
-        <w:rPr>
-          <w:rStyle w:val="VerbatimChar"/>
-        </w:rPr>
-        <w:t>),</w:t>
-      </w:r>
-      <w:r>
-        <w:br/>
-      </w:r>
-      <w:r>
-        <w:rPr>
-          <w:rStyle w:val="VerbatimChar"/>
-        </w:rPr>
-        <w:t xml:space="preserve">    </w:t>
-      </w:r>
-      <w:proofErr w:type="spellStart"/>
-      <w:r>
-        <w:rPr>
-          <w:rStyle w:val="VerbatimChar"/>
-        </w:rPr>
-        <w:t>graduation_date</w:t>
-      </w:r>
-      <w:proofErr w:type="spellEnd"/>
-      <w:r>
-        <w:rPr>
-          <w:rStyle w:val="VerbatimChar"/>
-        </w:rPr>
-        <w:t xml:space="preserve"> DATE,</w:t>
-      </w:r>
-      <w:r>
-        <w:br/>
-      </w:r>
-      <w:r>
-        <w:rPr>
-          <w:rStyle w:val="VerbatimChar"/>
-        </w:rPr>
-        <w:t xml:space="preserve">    </w:t>
-      </w:r>
-      <w:proofErr w:type="spellStart"/>
-      <w:r>
-        <w:rPr>
-          <w:rStyle w:val="VerbatimChar"/>
-        </w:rPr>
-        <w:t>file_id</w:t>
-      </w:r>
-      <w:proofErr w:type="spellEnd"/>
-      <w:r>
-        <w:rPr>
-          <w:rStyle w:val="VerbatimChar"/>
-        </w:rPr>
-        <w:t xml:space="preserve">         INTEGER REFERENCES </w:t>
-      </w:r>
-      <w:proofErr w:type="spellStart"/>
-      <w:r>
-        <w:rPr>
-          <w:rStyle w:val="VerbatimChar"/>
-        </w:rPr>
-        <w:t>archive_file_dim</w:t>
-      </w:r>
-      <w:proofErr w:type="spellEnd"/>
-      <w:r>
-        <w:rPr>
-          <w:rStyle w:val="VerbatimChar"/>
-        </w:rPr>
-        <w:t>(</w:t>
-      </w:r>
-      <w:proofErr w:type="spellStart"/>
-      <w:r>
-        <w:rPr>
-          <w:rStyle w:val="VerbatimChar"/>
-        </w:rPr>
-        <w:t>file_id</w:t>
-      </w:r>
-      <w:proofErr w:type="spellEnd"/>
-      <w:r>
-        <w:rPr>
-          <w:rStyle w:val="VerbatimChar"/>
-        </w:rPr>
-        <w:t>),</w:t>
-      </w:r>
-      <w:r>
-        <w:br/>
-      </w:r>
-      <w:r>
-        <w:rPr>
-          <w:rStyle w:val="VerbatimChar"/>
-        </w:rPr>
-        <w:t xml:space="preserve">    </w:t>
-      </w:r>
-      <w:proofErr w:type="spellStart"/>
-      <w:r>
-        <w:rPr>
-          <w:rStyle w:val="VerbatimChar"/>
-        </w:rPr>
-        <w:t>create_time</w:t>
-      </w:r>
-      <w:proofErr w:type="spellEnd"/>
-      <w:r>
-        <w:rPr>
-          <w:rStyle w:val="VerbatimChar"/>
-        </w:rPr>
-        <w:t xml:space="preserve">     TIMESTAMP DEFAULT CURRENT_TIMESTAMP,</w:t>
-      </w:r>
-      <w:r>
-        <w:br/>
-      </w:r>
-      <w:r>
-        <w:rPr>
-          <w:rStyle w:val="VerbatimChar"/>
-        </w:rPr>
-        <w:t xml:space="preserve">    </w:t>
-      </w:r>
-      <w:proofErr w:type="spellStart"/>
-      <w:r>
-        <w:rPr>
-          <w:rStyle w:val="VerbatimChar"/>
-        </w:rPr>
-        <w:t>update_time</w:t>
-      </w:r>
-      <w:proofErr w:type="spellEnd"/>
-      <w:r>
-        <w:rPr>
-          <w:rStyle w:val="VerbatimChar"/>
-        </w:rPr>
-        <w:t xml:space="preserve">     TIMESTAMP DEFAULT CURRENT_TIMESTAMP</w:t>
-      </w:r>
-      <w:r>
-        <w:br/>
-      </w:r>
-      <w:r>
-        <w:rPr>
-          <w:rStyle w:val="VerbatimChar"/>
-        </w:rPr>
-        <w:t>);</w:t>
-      </w:r>
-      <w:r>
-        <w:br/>
-      </w:r>
-      <w:r>
-        <w:br/>
-      </w:r>
-      <w:r>
-        <w:rPr>
-          <w:rStyle w:val="VerbatimChar"/>
-        </w:rPr>
-        <w:t xml:space="preserve">-- </w:t>
-      </w:r>
-      <w:proofErr w:type="spellStart"/>
-      <w:r>
-        <w:rPr>
-          <w:rStyle w:val="VerbatimChar"/>
-        </w:rPr>
-        <w:t>元数据标准表</w:t>
-      </w:r>
-      <w:proofErr w:type="spellEnd"/>
-      <w:r>
-        <w:br/>
-      </w:r>
-      <w:r>
-        <w:rPr>
-          <w:rStyle w:val="VerbatimChar"/>
-        </w:rPr>
-        <w:t xml:space="preserve">CREATE TABLE </w:t>
-      </w:r>
-      <w:proofErr w:type="spellStart"/>
-      <w:r>
-        <w:rPr>
-          <w:rStyle w:val="VerbatimChar"/>
-        </w:rPr>
-        <w:t>metadata_standard</w:t>
-      </w:r>
-      <w:proofErr w:type="spellEnd"/>
-      <w:r>
-        <w:rPr>
-          <w:rStyle w:val="VerbatimChar"/>
-        </w:rPr>
-        <w:t xml:space="preserve"> (</w:t>
-      </w:r>
-      <w:r>
-        <w:br/>
-      </w:r>
-      <w:r>
-        <w:rPr>
-          <w:rStyle w:val="VerbatimChar"/>
-        </w:rPr>
-        <w:t xml:space="preserve">    </w:t>
-      </w:r>
-      <w:proofErr w:type="spellStart"/>
-      <w:r>
-        <w:rPr>
-          <w:rStyle w:val="VerbatimChar"/>
-        </w:rPr>
-        <w:t>metadata_id</w:t>
-      </w:r>
-      <w:proofErr w:type="spellEnd"/>
-      <w:r>
-        <w:rPr>
-          <w:rStyle w:val="VerbatimChar"/>
-        </w:rPr>
-        <w:t xml:space="preserve">     SERIAL PRIMARY KEY,</w:t>
-      </w:r>
-      <w:r>
-        <w:br/>
-      </w:r>
-      <w:r>
-        <w:rPr>
-          <w:rStyle w:val="VerbatimChar"/>
-        </w:rPr>
-        <w:t xml:space="preserve">    </w:t>
-      </w:r>
-      <w:proofErr w:type="spellStart"/>
-      <w:r>
-        <w:rPr>
-          <w:rStyle w:val="VerbatimChar"/>
-        </w:rPr>
-        <w:t>field_code</w:t>
-      </w:r>
-      <w:proofErr w:type="spellEnd"/>
-      <w:r>
-        <w:rPr>
-          <w:rStyle w:val="VerbatimChar"/>
-        </w:rPr>
-        <w:t xml:space="preserve">      VARCHAR(32) NOT NULL UNIQUE,</w:t>
-      </w:r>
-      <w:r>
-        <w:br/>
-      </w:r>
-      <w:r>
-        <w:rPr>
-          <w:rStyle w:val="VerbatimChar"/>
-        </w:rPr>
-        <w:t xml:space="preserve">    </w:t>
-      </w:r>
-      <w:proofErr w:type="spellStart"/>
-      <w:r>
-        <w:rPr>
-          <w:rStyle w:val="VerbatimChar"/>
-        </w:rPr>
-        <w:t>field_name</w:t>
-      </w:r>
-      <w:proofErr w:type="spellEnd"/>
-      <w:r>
-        <w:rPr>
-          <w:rStyle w:val="VerbatimChar"/>
-        </w:rPr>
-        <w:t xml:space="preserve">      VARCHAR(50) NOT NULL,</w:t>
-      </w:r>
-      <w:r>
-        <w:br/>
-      </w:r>
-      <w:r>
-        <w:rPr>
-          <w:rStyle w:val="VerbatimChar"/>
-        </w:rPr>
-        <w:t xml:space="preserve">    </w:t>
-      </w:r>
-      <w:proofErr w:type="spellStart"/>
-      <w:r>
-        <w:rPr>
-          <w:rStyle w:val="VerbatimChar"/>
-        </w:rPr>
-        <w:t>field_type</w:t>
-      </w:r>
-      <w:proofErr w:type="spellEnd"/>
-      <w:r>
-        <w:rPr>
-          <w:rStyle w:val="VerbatimChar"/>
-        </w:rPr>
-        <w:t xml:space="preserve">      VARCHAR(20),</w:t>
-      </w:r>
-      <w:r>
-        <w:br/>
-      </w:r>
-      <w:r>
-        <w:rPr>
-          <w:rStyle w:val="VerbatimChar"/>
-        </w:rPr>
-        <w:t xml:space="preserve">    </w:t>
-      </w:r>
-      <w:proofErr w:type="spellStart"/>
-      <w:r>
-        <w:rPr>
-          <w:rStyle w:val="VerbatimChar"/>
-        </w:rPr>
-        <w:t>source_field</w:t>
-      </w:r>
-      <w:proofErr w:type="spellEnd"/>
-      <w:r>
-        <w:rPr>
-          <w:rStyle w:val="VerbatimChar"/>
-        </w:rPr>
-        <w:t xml:space="preserve">    VARCHAR(100) NOT NULL,</w:t>
-      </w:r>
-      <w:r>
-        <w:br/>
-      </w:r>
-      <w:r>
-        <w:rPr>
-          <w:rStyle w:val="VerbatimChar"/>
-        </w:rPr>
-        <w:t xml:space="preserve">    </w:t>
-      </w:r>
-      <w:proofErr w:type="spellStart"/>
-      <w:r>
-        <w:rPr>
-          <w:rStyle w:val="VerbatimChar"/>
-        </w:rPr>
-        <w:t>transform_type</w:t>
-      </w:r>
-      <w:proofErr w:type="spellEnd"/>
-      <w:r>
-        <w:rPr>
-          <w:rStyle w:val="VerbatimChar"/>
-        </w:rPr>
-        <w:t xml:space="preserve">  VARCHAR(50) DEFAULT 'DIRECT',</w:t>
-      </w:r>
-      <w:r>
-        <w:br/>
-      </w:r>
-      <w:r>
-        <w:rPr>
-          <w:rStyle w:val="VerbatimChar"/>
-        </w:rPr>
-        <w:t xml:space="preserve">    </w:t>
-      </w:r>
-      <w:proofErr w:type="spellStart"/>
-      <w:r>
-        <w:rPr>
-          <w:rStyle w:val="VerbatimChar"/>
-        </w:rPr>
-        <w:t>transform_rule</w:t>
-      </w:r>
-      <w:proofErr w:type="spellEnd"/>
-      <w:r>
-        <w:rPr>
-          <w:rStyle w:val="VerbatimChar"/>
-        </w:rPr>
-        <w:t xml:space="preserve">  VARCHAR(255),</w:t>
-      </w:r>
-      <w:r>
-        <w:br/>
-      </w:r>
-      <w:r>
-        <w:rPr>
-          <w:rStyle w:val="VerbatimChar"/>
-        </w:rPr>
-        <w:t xml:space="preserve">    </w:t>
-      </w:r>
-      <w:proofErr w:type="spellStart"/>
-      <w:r>
-        <w:rPr>
-          <w:rStyle w:val="VerbatimChar"/>
-        </w:rPr>
-        <w:t>is_required</w:t>
-      </w:r>
-      <w:proofErr w:type="spellEnd"/>
-      <w:r>
-        <w:rPr>
-          <w:rStyle w:val="VerbatimChar"/>
-        </w:rPr>
-        <w:t xml:space="preserve">     BOOLEAN DEFAULT FALSE</w:t>
-      </w:r>
-      <w:r>
-        <w:br/>
-      </w:r>
-      <w:r>
-        <w:rPr>
-          <w:rStyle w:val="VerbatimChar"/>
-        </w:rPr>
-        <w:t>);</w:t>
-      </w:r>
-      <w:r>
-        <w:br/>
-      </w:r>
-      <w:r>
-        <w:br/>
-      </w:r>
-      <w:r>
-        <w:rPr>
-          <w:rStyle w:val="VerbatimChar"/>
-        </w:rPr>
-        <w:t xml:space="preserve">-- </w:t>
-      </w:r>
-      <w:proofErr w:type="spellStart"/>
-      <w:r>
-        <w:rPr>
-          <w:rStyle w:val="VerbatimChar"/>
-        </w:rPr>
-        <w:t>知识库表</w:t>
-      </w:r>
-      <w:proofErr w:type="spellEnd"/>
-      <w:r>
-        <w:br/>
-      </w:r>
-      <w:r>
-        <w:rPr>
-          <w:rStyle w:val="VerbatimChar"/>
-        </w:rPr>
-        <w:t xml:space="preserve">CREATE TABLE </w:t>
-      </w:r>
-      <w:proofErr w:type="spellStart"/>
-      <w:r>
-        <w:rPr>
-          <w:rStyle w:val="VerbatimChar"/>
-        </w:rPr>
-        <w:t>knowledge_base</w:t>
-      </w:r>
-      <w:proofErr w:type="spellEnd"/>
-      <w:r>
-        <w:rPr>
-          <w:rStyle w:val="VerbatimChar"/>
-        </w:rPr>
-        <w:t xml:space="preserve"> (</w:t>
-      </w:r>
-      <w:r>
-        <w:br/>
-      </w:r>
-      <w:r>
-        <w:rPr>
-          <w:rStyle w:val="VerbatimChar"/>
-        </w:rPr>
-        <w:t xml:space="preserve">    id          SERIAL PRIMARY KEY,</w:t>
-      </w:r>
-      <w:r>
-        <w:br/>
-      </w:r>
-      <w:r>
-        <w:rPr>
-          <w:rStyle w:val="VerbatimChar"/>
-        </w:rPr>
-        <w:t xml:space="preserve">    title       VARCHAR(255) NOT NULL,</w:t>
-      </w:r>
-      <w:r>
-        <w:br/>
-      </w:r>
-      <w:r>
-        <w:rPr>
-          <w:rStyle w:val="VerbatimChar"/>
-        </w:rPr>
-        <w:t xml:space="preserve">    </w:t>
-      </w:r>
-      <w:proofErr w:type="spellStart"/>
-      <w:r>
-        <w:rPr>
-          <w:rStyle w:val="VerbatimChar"/>
-        </w:rPr>
-        <w:t>file_type</w:t>
-      </w:r>
-      <w:proofErr w:type="spellEnd"/>
-      <w:r>
-        <w:rPr>
-          <w:rStyle w:val="VerbatimChar"/>
-        </w:rPr>
-        <w:t xml:space="preserve">   VARCHAR(20) NOT NULL,</w:t>
-      </w:r>
-      <w:r>
-        <w:br/>
-      </w:r>
-      <w:r>
-        <w:rPr>
-          <w:rStyle w:val="VerbatimChar"/>
-        </w:rPr>
-        <w:t xml:space="preserve">    </w:t>
-      </w:r>
-      <w:proofErr w:type="spellStart"/>
-      <w:r>
-        <w:rPr>
-          <w:rStyle w:val="VerbatimChar"/>
-        </w:rPr>
-        <w:t>file_path</w:t>
-      </w:r>
-      <w:proofErr w:type="spellEnd"/>
-      <w:r>
-        <w:rPr>
-          <w:rStyle w:val="VerbatimChar"/>
-        </w:rPr>
-        <w:t xml:space="preserve">   TEXT,</w:t>
-      </w:r>
-      <w:r>
-        <w:br/>
-      </w:r>
-      <w:r>
-        <w:rPr>
-          <w:rStyle w:val="VerbatimChar"/>
-        </w:rPr>
-        <w:t xml:space="preserve">    source      VARCHAR(50) DEFAULT 'upload',</w:t>
-      </w:r>
-      <w:r>
-        <w:br/>
-      </w:r>
-      <w:r>
-        <w:rPr>
-          <w:rStyle w:val="VerbatimChar"/>
-        </w:rPr>
-        <w:t xml:space="preserve">    </w:t>
-      </w:r>
-      <w:proofErr w:type="spellStart"/>
-      <w:r>
-        <w:rPr>
-          <w:rStyle w:val="VerbatimChar"/>
-        </w:rPr>
-        <w:t>url</w:t>
-      </w:r>
-      <w:proofErr w:type="spellEnd"/>
-      <w:r>
-        <w:rPr>
-          <w:rStyle w:val="VerbatimChar"/>
-        </w:rPr>
-        <w:t xml:space="preserve">         TEXT,</w:t>
-      </w:r>
-      <w:r>
-        <w:br/>
-      </w:r>
-      <w:r>
-        <w:rPr>
-          <w:rStyle w:val="VerbatimChar"/>
-        </w:rPr>
-        <w:t xml:space="preserve">    </w:t>
-      </w:r>
-      <w:proofErr w:type="spellStart"/>
-      <w:r>
-        <w:rPr>
-          <w:rStyle w:val="VerbatimChar"/>
-        </w:rPr>
-        <w:t>chunk_count</w:t>
-      </w:r>
-      <w:proofErr w:type="spellEnd"/>
-      <w:r>
-        <w:rPr>
-          <w:rStyle w:val="VerbatimChar"/>
-        </w:rPr>
-        <w:t xml:space="preserve"> INTEGER DEFAULT 0,</w:t>
-      </w:r>
-      <w:r>
-        <w:br/>
-      </w:r>
-      <w:r>
-        <w:rPr>
-          <w:rStyle w:val="VerbatimChar"/>
-        </w:rPr>
-        <w:t xml:space="preserve">    status      VARCHAR(20) DEFAULT 'parsing',</w:t>
-      </w:r>
-      <w:r>
-        <w:br/>
-      </w:r>
-      <w:r>
-        <w:rPr>
-          <w:rStyle w:val="VerbatimChar"/>
-        </w:rPr>
-        <w:t xml:space="preserve">    </w:t>
-      </w:r>
-      <w:proofErr w:type="spellStart"/>
-      <w:r>
-        <w:rPr>
-          <w:rStyle w:val="VerbatimChar"/>
-        </w:rPr>
-        <w:t>error_msg</w:t>
-      </w:r>
-      <w:proofErr w:type="spellEnd"/>
-      <w:r>
-        <w:rPr>
-          <w:rStyle w:val="VerbatimChar"/>
-        </w:rPr>
-        <w:t xml:space="preserve">   TEXT,</w:t>
-      </w:r>
-      <w:r>
-        <w:br/>
-      </w:r>
-      <w:r>
-        <w:rPr>
-          <w:rStyle w:val="VerbatimChar"/>
-        </w:rPr>
-        <w:t xml:space="preserve">    </w:t>
-      </w:r>
-      <w:proofErr w:type="spellStart"/>
-      <w:r>
-        <w:rPr>
-          <w:rStyle w:val="VerbatimChar"/>
-        </w:rPr>
-        <w:t>create_time</w:t>
-      </w:r>
-      <w:proofErr w:type="spellEnd"/>
-      <w:r>
-        <w:rPr>
-          <w:rStyle w:val="VerbatimChar"/>
-        </w:rPr>
-        <w:t xml:space="preserve"> TIMESTAMP DEFAULT CURRENT_TIMESTAMP</w:t>
-      </w:r>
-      <w:r>
-        <w:br/>
-      </w:r>
-      <w:r>
-        <w:rPr>
-          <w:rStyle w:val="VerbatimChar"/>
-        </w:rPr>
-        <w:t>);</w:t>
-      </w:r>
-      <w:r>
-        <w:br/>
-      </w:r>
-      <w:r>
-        <w:br/>
-      </w:r>
-      <w:r>
-        <w:rPr>
-          <w:rStyle w:val="VerbatimChar"/>
-        </w:rPr>
-        <w:t xml:space="preserve">CREATE TABLE </w:t>
-      </w:r>
-      <w:proofErr w:type="spellStart"/>
-      <w:r>
-        <w:rPr>
-          <w:rStyle w:val="VerbatimChar"/>
-        </w:rPr>
-        <w:t>knowledge_chunks</w:t>
-      </w:r>
-      <w:proofErr w:type="spellEnd"/>
-      <w:r>
-        <w:rPr>
-          <w:rStyle w:val="VerbatimChar"/>
-        </w:rPr>
-        <w:t xml:space="preserve"> (</w:t>
-      </w:r>
-      <w:r>
-        <w:br/>
-      </w:r>
-      <w:r>
-        <w:rPr>
-          <w:rStyle w:val="VerbatimChar"/>
-        </w:rPr>
-        <w:lastRenderedPageBreak/>
-        <w:t xml:space="preserve">    id          SERIAL PRIMARY KEY,</w:t>
-      </w:r>
-      <w:r>
-        <w:br/>
-      </w:r>
-      <w:r>
-        <w:rPr>
-          <w:rStyle w:val="VerbatimChar"/>
-        </w:rPr>
-        <w:t xml:space="preserve">    </w:t>
-      </w:r>
-      <w:proofErr w:type="spellStart"/>
-      <w:r>
-        <w:rPr>
-          <w:rStyle w:val="VerbatimChar"/>
-        </w:rPr>
-        <w:t>kb_id</w:t>
-      </w:r>
-      <w:proofErr w:type="spellEnd"/>
-      <w:r>
-        <w:rPr>
-          <w:rStyle w:val="VerbatimChar"/>
-        </w:rPr>
-        <w:t xml:space="preserve">       INTEGER REFERENCES </w:t>
-      </w:r>
-      <w:proofErr w:type="spellStart"/>
-      <w:r>
-        <w:rPr>
-          <w:rStyle w:val="VerbatimChar"/>
-        </w:rPr>
-        <w:t>knowledge_base</w:t>
-      </w:r>
-      <w:proofErr w:type="spellEnd"/>
-      <w:r>
-        <w:rPr>
-          <w:rStyle w:val="VerbatimChar"/>
-        </w:rPr>
-        <w:t>(id),</w:t>
-      </w:r>
-      <w:r>
-        <w:br/>
-      </w:r>
-      <w:r>
-        <w:rPr>
-          <w:rStyle w:val="VerbatimChar"/>
-        </w:rPr>
-        <w:t xml:space="preserve">    </w:t>
-      </w:r>
-      <w:proofErr w:type="spellStart"/>
-      <w:r>
-        <w:rPr>
-          <w:rStyle w:val="VerbatimChar"/>
-        </w:rPr>
-        <w:t>chunk_index</w:t>
-      </w:r>
-      <w:proofErr w:type="spellEnd"/>
-      <w:r>
-        <w:rPr>
-          <w:rStyle w:val="VerbatimChar"/>
-        </w:rPr>
-        <w:t xml:space="preserve"> INTEGER NOT NULL,</w:t>
-      </w:r>
-      <w:r>
-        <w:br/>
-      </w:r>
-      <w:r>
-        <w:rPr>
-          <w:rStyle w:val="VerbatimChar"/>
-        </w:rPr>
-        <w:t xml:space="preserve">    content     TEXT NOT NULL,</w:t>
-      </w:r>
-      <w:r>
-        <w:br/>
-      </w:r>
-      <w:r>
-        <w:rPr>
-          <w:rStyle w:val="VerbatimChar"/>
-        </w:rPr>
-        <w:t xml:space="preserve">    metadata    JSONB DEFAULT '{}',</w:t>
-      </w:r>
-      <w:r>
-        <w:br/>
-      </w:r>
-      <w:r>
-        <w:rPr>
-          <w:rStyle w:val="VerbatimChar"/>
-        </w:rPr>
-        <w:t xml:space="preserve">    embedding   vector(1024)</w:t>
-      </w:r>
-      <w:r>
-        <w:br/>
-      </w:r>
-      <w:r>
-        <w:rPr>
-          <w:rStyle w:val="VerbatimChar"/>
-        </w:rPr>
         <w:t>);</w:t>
       </w:r>
     </w:p>
@@ -34027,7 +32686,33 @@
         <w:rPr>
           <w:rStyle w:val="VerbatimChar"/>
         </w:rPr>
-        <w:t xml:space="preserve">(file, </w:t>
+        <w:t>(file, useLLM)</w:t>
+      </w:r>
+      <w:r>
+        <w:br/>
+      </w:r>
+      <w:r>
+        <w:rPr>
+          <w:rStyle w:val="VerbatimChar"/>
+        </w:rPr>
+        <w:t xml:space="preserve">  Input:  file — </w:t>
+      </w:r>
+      <w:proofErr w:type="spellStart"/>
+      <w:r>
+        <w:rPr>
+          <w:rStyle w:val="VerbatimChar"/>
+        </w:rPr>
+        <w:t>上传的档案文件</w:t>
+      </w:r>
+      <w:proofErr w:type="spellEnd"/>
+      <w:r>
+        <w:br/>
+      </w:r>
+      <w:r>
+        <w:rPr>
+          <w:rStyle w:val="VerbatimChar"/>
+        </w:rPr>
+        <w:t xml:space="preserve">          </w:t>
       </w:r>
       <w:proofErr w:type="spellStart"/>
       <w:r>
@@ -34041,6 +32726,330 @@
         <w:rPr>
           <w:rStyle w:val="VerbatimChar"/>
         </w:rPr>
+        <w:t xml:space="preserve"> — </w:t>
+      </w:r>
+      <w:proofErr w:type="spellStart"/>
+      <w:r>
+        <w:rPr>
+          <w:rStyle w:val="VerbatimChar"/>
+        </w:rPr>
+        <w:t>是否强制使用</w:t>
+      </w:r>
+      <w:r>
+        <w:rPr>
+          <w:rStyle w:val="VerbatimChar"/>
+        </w:rPr>
+        <w:t>MLLM</w:t>
+      </w:r>
+      <w:r>
+        <w:rPr>
+          <w:rStyle w:val="VerbatimChar"/>
+        </w:rPr>
+        <w:t>路径</w:t>
+      </w:r>
+      <w:proofErr w:type="spellEnd"/>
+      <w:r>
+        <w:br/>
+      </w:r>
+      <w:r>
+        <w:rPr>
+          <w:rStyle w:val="VerbatimChar"/>
+        </w:rPr>
+        <w:t xml:space="preserve">  Output: List&lt;</w:t>
+      </w:r>
+      <w:proofErr w:type="spellStart"/>
+      <w:r>
+        <w:rPr>
+          <w:rStyle w:val="VerbatimChar"/>
+        </w:rPr>
+        <w:t>StructuredRecord</w:t>
+      </w:r>
+      <w:proofErr w:type="spellEnd"/>
+      <w:r>
+        <w:rPr>
+          <w:rStyle w:val="VerbatimChar"/>
+        </w:rPr>
+        <w:t>&gt;</w:t>
+      </w:r>
+      <w:r>
+        <w:br/>
+      </w:r>
+      <w:r>
+        <w:br/>
+      </w:r>
+      <w:r>
+        <w:rPr>
+          <w:rStyle w:val="VerbatimChar"/>
+        </w:rPr>
+        <w:t xml:space="preserve">  </w:t>
+      </w:r>
+      <w:proofErr w:type="spellStart"/>
+      <w:r>
+        <w:rPr>
+          <w:rStyle w:val="VerbatimChar"/>
+        </w:rPr>
+        <w:t>fileType</w:t>
+      </w:r>
+      <w:proofErr w:type="spellEnd"/>
+      <w:r>
+        <w:rPr>
+          <w:rStyle w:val="VerbatimChar"/>
+        </w:rPr>
+        <w:t xml:space="preserve"> ← </w:t>
+      </w:r>
+      <w:proofErr w:type="spellStart"/>
+      <w:r>
+        <w:rPr>
+          <w:rStyle w:val="VerbatimChar"/>
+        </w:rPr>
+        <w:t>classifyByExtension</w:t>
+      </w:r>
+      <w:proofErr w:type="spellEnd"/>
+      <w:r>
+        <w:rPr>
+          <w:rStyle w:val="VerbatimChar"/>
+        </w:rPr>
+        <w:t>(file)</w:t>
+      </w:r>
+      <w:r>
+        <w:br/>
+      </w:r>
+      <w:r>
+        <w:rPr>
+          <w:rStyle w:val="VerbatimChar"/>
+        </w:rPr>
+        <w:t xml:space="preserve">  if </w:t>
+      </w:r>
+      <w:proofErr w:type="spellStart"/>
+      <w:r>
+        <w:rPr>
+          <w:rStyle w:val="VerbatimChar"/>
+        </w:rPr>
+        <w:t>fileType</w:t>
+      </w:r>
+      <w:proofErr w:type="spellEnd"/>
+      <w:r>
+        <w:rPr>
+          <w:rStyle w:val="VerbatimChar"/>
+        </w:rPr>
+        <w:t xml:space="preserve"> in [CSV, EXCEL]:</w:t>
+      </w:r>
+      <w:r>
+        <w:br/>
+      </w:r>
+      <w:r>
+        <w:rPr>
+          <w:rStyle w:val="VerbatimChar"/>
+        </w:rPr>
+        <w:t xml:space="preserve">    return </w:t>
+      </w:r>
+      <w:proofErr w:type="spellStart"/>
+      <w:r>
+        <w:rPr>
+          <w:rStyle w:val="VerbatimChar"/>
+        </w:rPr>
+        <w:t>processTabularFile</w:t>
+      </w:r>
+      <w:proofErr w:type="spellEnd"/>
+      <w:r>
+        <w:rPr>
+          <w:rStyle w:val="VerbatimChar"/>
+        </w:rPr>
+        <w:t>(file)           // CSV/</w:t>
+      </w:r>
+      <w:proofErr w:type="spellStart"/>
+      <w:r>
+        <w:rPr>
+          <w:rStyle w:val="VerbatimChar"/>
+        </w:rPr>
+        <w:t>Excel</w:t>
+      </w:r>
+      <w:r>
+        <w:rPr>
+          <w:rStyle w:val="VerbatimChar"/>
+        </w:rPr>
+        <w:t>直接走映射</w:t>
+      </w:r>
+      <w:proofErr w:type="spellEnd"/>
+      <w:r>
+        <w:br/>
+      </w:r>
+      <w:r>
+        <w:br/>
+      </w:r>
+      <w:r>
+        <w:rPr>
+          <w:rStyle w:val="VerbatimChar"/>
+        </w:rPr>
+        <w:t xml:space="preserve">  images ← </w:t>
+      </w:r>
+      <w:proofErr w:type="spellStart"/>
+      <w:r>
+        <w:rPr>
+          <w:rStyle w:val="VerbatimChar"/>
+        </w:rPr>
+        <w:t>convertToImages</w:t>
+      </w:r>
+      <w:proofErr w:type="spellEnd"/>
+      <w:r>
+        <w:rPr>
+          <w:rStyle w:val="VerbatimChar"/>
+        </w:rPr>
+        <w:t>(file)              // PDF/</w:t>
+      </w:r>
+      <w:proofErr w:type="spellStart"/>
+      <w:r>
+        <w:rPr>
+          <w:rStyle w:val="VerbatimChar"/>
+        </w:rPr>
+        <w:t>图片转图像</w:t>
+      </w:r>
+      <w:proofErr w:type="spellEnd"/>
+      <w:r>
+        <w:br/>
+      </w:r>
+      <w:r>
+        <w:rPr>
+          <w:rStyle w:val="VerbatimChar"/>
+        </w:rPr>
+        <w:t xml:space="preserve">  for each page in images:</w:t>
+      </w:r>
+      <w:r>
+        <w:br/>
+      </w:r>
+      <w:r>
+        <w:rPr>
+          <w:rStyle w:val="VerbatimChar"/>
+        </w:rPr>
+        <w:t xml:space="preserve">    if </w:t>
+      </w:r>
+      <w:proofErr w:type="spellStart"/>
+      <w:r>
+        <w:rPr>
+          <w:rStyle w:val="VerbatimChar"/>
+        </w:rPr>
+        <w:t>useLLM</w:t>
+      </w:r>
+      <w:proofErr w:type="spellEnd"/>
+      <w:r>
+        <w:rPr>
+          <w:rStyle w:val="VerbatimChar"/>
+        </w:rPr>
+        <w:t xml:space="preserve"> or </w:t>
+      </w:r>
+      <w:proofErr w:type="spellStart"/>
+      <w:r>
+        <w:rPr>
+          <w:rStyle w:val="VerbatimChar"/>
+        </w:rPr>
+        <w:t>isLowQuality</w:t>
+      </w:r>
+      <w:proofErr w:type="spellEnd"/>
+      <w:r>
+        <w:rPr>
+          <w:rStyle w:val="VerbatimChar"/>
+        </w:rPr>
+        <w:t>(images[0]):</w:t>
+      </w:r>
+      <w:r>
+        <w:br/>
+      </w:r>
+      <w:r>
+        <w:rPr>
+          <w:rStyle w:val="VerbatimChar"/>
+        </w:rPr>
+        <w:t xml:space="preserve">      // ----- </w:t>
+      </w:r>
+      <w:proofErr w:type="spellStart"/>
+      <w:r>
+        <w:rPr>
+          <w:rStyle w:val="VerbatimChar"/>
+        </w:rPr>
+        <w:t>MLLM</w:t>
+      </w:r>
+      <w:r>
+        <w:rPr>
+          <w:rStyle w:val="VerbatimChar"/>
+        </w:rPr>
+        <w:t>路径</w:t>
+      </w:r>
+      <w:proofErr w:type="spellEnd"/>
+      <w:r>
+        <w:rPr>
+          <w:rStyle w:val="VerbatimChar"/>
+        </w:rPr>
+        <w:t xml:space="preserve"> -----</w:t>
+      </w:r>
+      <w:r>
+        <w:br/>
+      </w:r>
+      <w:r>
+        <w:rPr>
+          <w:rStyle w:val="VerbatimChar"/>
+        </w:rPr>
+        <w:t xml:space="preserve">      compressed ← </w:t>
+      </w:r>
+      <w:proofErr w:type="spellStart"/>
+      <w:r>
+        <w:rPr>
+          <w:rStyle w:val="VerbatimChar"/>
+        </w:rPr>
+        <w:t>autoCompress</w:t>
+      </w:r>
+      <w:proofErr w:type="spellEnd"/>
+      <w:r>
+        <w:rPr>
+          <w:rStyle w:val="VerbatimChar"/>
+        </w:rPr>
+        <w:t xml:space="preserve">(page)         // </w:t>
+      </w:r>
+      <w:r>
+        <w:rPr>
+          <w:rStyle w:val="VerbatimChar"/>
+        </w:rPr>
+        <w:t>最长边</w:t>
+      </w:r>
+      <w:r>
+        <w:rPr>
+          <w:rStyle w:val="VerbatimChar"/>
+        </w:rPr>
+        <w:t>1200px, JPEG q=85</w:t>
+      </w:r>
+      <w:r>
+        <w:br/>
+      </w:r>
+      <w:r>
+        <w:rPr>
+          <w:rStyle w:val="VerbatimChar"/>
+        </w:rPr>
+        <w:t xml:space="preserve">      prompt ← </w:t>
+      </w:r>
+      <w:proofErr w:type="spellStart"/>
+      <w:r>
+        <w:rPr>
+          <w:rStyle w:val="VerbatimChar"/>
+        </w:rPr>
+        <w:t>loadPrompt</w:t>
+      </w:r>
+      <w:proofErr w:type="spellEnd"/>
+      <w:r>
+        <w:rPr>
+          <w:rStyle w:val="VerbatimChar"/>
+        </w:rPr>
+        <w:t>(</w:t>
+      </w:r>
+      <w:proofErr w:type="spellStart"/>
+      <w:r>
+        <w:rPr>
+          <w:rStyle w:val="VerbatimChar"/>
+        </w:rPr>
+        <w:t>fileType</w:t>
+      </w:r>
+      <w:proofErr w:type="spellEnd"/>
+      <w:r>
+        <w:rPr>
+          <w:rStyle w:val="VerbatimChar"/>
+        </w:rPr>
         <w:t>)</w:t>
       </w:r>
       <w:r>
@@ -34050,16 +33059,22 @@
         <w:rPr>
           <w:rStyle w:val="VerbatimChar"/>
         </w:rPr>
-        <w:t xml:space="preserve">  Input:  file — </w:t>
-      </w:r>
-      <w:proofErr w:type="spellStart"/>
-      <w:r>
-        <w:rPr>
-          <w:rStyle w:val="VerbatimChar"/>
-        </w:rPr>
-        <w:t>上传的档案文件</w:t>
-      </w:r>
-      <w:proofErr w:type="spellEnd"/>
+        <w:t xml:space="preserve">      </w:t>
+      </w:r>
+      <w:proofErr w:type="spellStart"/>
+      <w:r>
+        <w:rPr>
+          <w:rStyle w:val="VerbatimChar"/>
+        </w:rPr>
+        <w:t>json</w:t>
+      </w:r>
+      <w:proofErr w:type="spellEnd"/>
+      <w:r>
+        <w:rPr>
+          <w:rStyle w:val="VerbatimChar"/>
+        </w:rPr>
+        <w:t xml:space="preserve"> ← callGLM4V(prompt, compressed)</w:t>
+      </w:r>
       <w:r>
         <w:br/>
       </w:r>
@@ -34067,34 +33082,60 @@
         <w:rPr>
           <w:rStyle w:val="VerbatimChar"/>
         </w:rPr>
-        <w:t xml:space="preserve">          </w:t>
-      </w:r>
-      <w:proofErr w:type="spellStart"/>
-      <w:r>
-        <w:rPr>
-          <w:rStyle w:val="VerbatimChar"/>
-        </w:rPr>
-        <w:t>useLLM</w:t>
-      </w:r>
-      <w:proofErr w:type="spellEnd"/>
-      <w:r>
-        <w:rPr>
-          <w:rStyle w:val="VerbatimChar"/>
-        </w:rPr>
-        <w:t xml:space="preserve"> — </w:t>
-      </w:r>
-      <w:proofErr w:type="spellStart"/>
-      <w:r>
-        <w:rPr>
-          <w:rStyle w:val="VerbatimChar"/>
-        </w:rPr>
-        <w:t>是否强制使用</w:t>
-      </w:r>
-      <w:r>
-        <w:rPr>
-          <w:rStyle w:val="VerbatimChar"/>
-        </w:rPr>
-        <w:t>MLLM</w:t>
+        <w:t xml:space="preserve">      records ← </w:t>
+      </w:r>
+      <w:proofErr w:type="spellStart"/>
+      <w:r>
+        <w:rPr>
+          <w:rStyle w:val="VerbatimChar"/>
+        </w:rPr>
+        <w:t>parseJSON</w:t>
+      </w:r>
+      <w:proofErr w:type="spellEnd"/>
+      <w:r>
+        <w:rPr>
+          <w:rStyle w:val="VerbatimChar"/>
+        </w:rPr>
+        <w:t>(</w:t>
+      </w:r>
+      <w:proofErr w:type="spellStart"/>
+      <w:r>
+        <w:rPr>
+          <w:rStyle w:val="VerbatimChar"/>
+        </w:rPr>
+        <w:t>json</w:t>
+      </w:r>
+      <w:proofErr w:type="spellEnd"/>
+      <w:r>
+        <w:rPr>
+          <w:rStyle w:val="VerbatimChar"/>
+        </w:rPr>
+        <w:t>)</w:t>
+      </w:r>
+      <w:r>
+        <w:br/>
+      </w:r>
+      <w:r>
+        <w:rPr>
+          <w:rStyle w:val="VerbatimChar"/>
+        </w:rPr>
+        <w:t xml:space="preserve">    else:</w:t>
+      </w:r>
+      <w:r>
+        <w:br/>
+      </w:r>
+      <w:r>
+        <w:rPr>
+          <w:rStyle w:val="VerbatimChar"/>
+        </w:rPr>
+        <w:t xml:space="preserve">      // ----- </w:t>
+      </w:r>
+      <w:proofErr w:type="spellStart"/>
+      <w:r>
+        <w:rPr>
+          <w:rStyle w:val="VerbatimChar"/>
+        </w:rPr>
+        <w:t>OCR</w:t>
       </w:r>
       <w:r>
         <w:rPr>
@@ -34104,67 +33145,99 @@
       </w:r>
       <w:proofErr w:type="spellEnd"/>
       <w:r>
+        <w:rPr>
+          <w:rStyle w:val="VerbatimChar"/>
+        </w:rPr>
+        <w:t xml:space="preserve"> -----</w:t>
+      </w:r>
+      <w:r>
         <w:br/>
       </w:r>
       <w:r>
         <w:rPr>
           <w:rStyle w:val="VerbatimChar"/>
         </w:rPr>
-        <w:t xml:space="preserve">  Output: List&lt;</w:t>
-      </w:r>
-      <w:proofErr w:type="spellStart"/>
-      <w:r>
-        <w:rPr>
-          <w:rStyle w:val="VerbatimChar"/>
-        </w:rPr>
-        <w:t>StructuredRecord</w:t>
-      </w:r>
-      <w:proofErr w:type="spellEnd"/>
-      <w:r>
-        <w:rPr>
-          <w:rStyle w:val="VerbatimChar"/>
-        </w:rPr>
-        <w:t>&gt;</w:t>
-      </w:r>
+        <w:t xml:space="preserve">      html ← PPStructureV3(page)              // </w:t>
+      </w:r>
+      <w:proofErr w:type="spellStart"/>
+      <w:r>
+        <w:rPr>
+          <w:rStyle w:val="VerbatimChar"/>
+        </w:rPr>
+        <w:t>版面分析</w:t>
+      </w:r>
+      <w:r>
+        <w:rPr>
+          <w:rStyle w:val="VerbatimChar"/>
+        </w:rPr>
+        <w:t>+OCR+</w:t>
+      </w:r>
+      <w:r>
+        <w:rPr>
+          <w:rStyle w:val="VerbatimChar"/>
+        </w:rPr>
+        <w:t>表格恢复</w:t>
+      </w:r>
+      <w:proofErr w:type="spellEnd"/>
       <w:r>
         <w:br/>
       </w:r>
       <w:r>
+        <w:rPr>
+          <w:rStyle w:val="VerbatimChar"/>
+        </w:rPr>
+        <w:t xml:space="preserve">      table ← </w:t>
+      </w:r>
+      <w:proofErr w:type="spellStart"/>
+      <w:r>
+        <w:rPr>
+          <w:rStyle w:val="VerbatimChar"/>
+        </w:rPr>
+        <w:t>parseHTML</w:t>
+      </w:r>
+      <w:proofErr w:type="spellEnd"/>
+      <w:r>
+        <w:rPr>
+          <w:rStyle w:val="VerbatimChar"/>
+        </w:rPr>
+        <w:t>(html)</w:t>
+      </w:r>
+      <w:r>
         <w:br/>
       </w:r>
       <w:r>
         <w:rPr>
           <w:rStyle w:val="VerbatimChar"/>
         </w:rPr>
-        <w:t xml:space="preserve">  </w:t>
-      </w:r>
-      <w:proofErr w:type="spellStart"/>
-      <w:r>
-        <w:rPr>
-          <w:rStyle w:val="VerbatimChar"/>
-        </w:rPr>
-        <w:t>fileType</w:t>
-      </w:r>
-      <w:proofErr w:type="spellEnd"/>
-      <w:r>
-        <w:rPr>
-          <w:rStyle w:val="VerbatimChar"/>
-        </w:rPr>
-        <w:t xml:space="preserve"> ← </w:t>
-      </w:r>
-      <w:proofErr w:type="spellStart"/>
-      <w:r>
-        <w:rPr>
-          <w:rStyle w:val="VerbatimChar"/>
-        </w:rPr>
-        <w:t>classifyByExtension</w:t>
-      </w:r>
-      <w:proofErr w:type="spellEnd"/>
-      <w:r>
-        <w:rPr>
-          <w:rStyle w:val="VerbatimChar"/>
-        </w:rPr>
-        <w:t>(file)</w:t>
+        <w:t xml:space="preserve">      records ← </w:t>
+      </w:r>
+      <w:proofErr w:type="spellStart"/>
+      <w:r>
+        <w:rPr>
+          <w:rStyle w:val="VerbatimChar"/>
+        </w:rPr>
+        <w:t>mapFields</w:t>
+      </w:r>
+      <w:proofErr w:type="spellEnd"/>
+      <w:r>
+        <w:rPr>
+          <w:rStyle w:val="VerbatimChar"/>
+        </w:rPr>
+        <w:t xml:space="preserve">(table, </w:t>
+      </w:r>
+      <w:proofErr w:type="spellStart"/>
+      <w:r>
+        <w:rPr>
+          <w:rStyle w:val="VerbatimChar"/>
+        </w:rPr>
+        <w:t>metadata_standard</w:t>
+      </w:r>
+      <w:proofErr w:type="spellEnd"/>
+      <w:r>
+        <w:rPr>
+          <w:rStyle w:val="VerbatimChar"/>
+        </w:rPr>
+        <w:t>)</w:t>
       </w:r>
       <w:r>
         <w:br/>
@@ -34173,93 +33246,57 @@
         <w:rPr>
           <w:rStyle w:val="VerbatimChar"/>
         </w:rPr>
-        <w:t xml:space="preserve">  if </w:t>
-      </w:r>
-      <w:proofErr w:type="spellStart"/>
-      <w:r>
-        <w:rPr>
-          <w:rStyle w:val="VerbatimChar"/>
-        </w:rPr>
-        <w:t>fileType</w:t>
-      </w:r>
-      <w:proofErr w:type="spellEnd"/>
-      <w:r>
-        <w:rPr>
-          <w:rStyle w:val="VerbatimChar"/>
-        </w:rPr>
-        <w:t xml:space="preserve"> in [CSV, EXCEL]:</w:t>
+        <w:t xml:space="preserve">    </w:t>
+      </w:r>
+      <w:proofErr w:type="spellStart"/>
+      <w:r>
+        <w:rPr>
+          <w:rStyle w:val="VerbatimChar"/>
+        </w:rPr>
+        <w:t>results.append</w:t>
+      </w:r>
+      <w:proofErr w:type="spellEnd"/>
+      <w:r>
+        <w:rPr>
+          <w:rStyle w:val="VerbatimChar"/>
+        </w:rPr>
+        <w:t>(records)</w:t>
       </w:r>
       <w:r>
         <w:br/>
       </w:r>
       <w:r>
-        <w:rPr>
-          <w:rStyle w:val="VerbatimChar"/>
-        </w:rPr>
-        <w:t xml:space="preserve">    return </w:t>
-      </w:r>
-      <w:proofErr w:type="spellStart"/>
-      <w:r>
-        <w:rPr>
-          <w:rStyle w:val="VerbatimChar"/>
-        </w:rPr>
-        <w:t>processTabularFile</w:t>
-      </w:r>
-      <w:proofErr w:type="spellEnd"/>
-      <w:r>
-        <w:rPr>
-          <w:rStyle w:val="VerbatimChar"/>
-        </w:rPr>
-        <w:t>(file)           // CSV/</w:t>
-      </w:r>
-      <w:proofErr w:type="spellStart"/>
-      <w:r>
-        <w:rPr>
-          <w:rStyle w:val="VerbatimChar"/>
-        </w:rPr>
-        <w:t>Excel</w:t>
-      </w:r>
-      <w:r>
-        <w:rPr>
-          <w:rStyle w:val="VerbatimChar"/>
-        </w:rPr>
-        <w:t>直接走映射</w:t>
-      </w:r>
-      <w:proofErr w:type="spellEnd"/>
-      <w:r>
         <w:br/>
       </w:r>
       <w:r>
+        <w:rPr>
+          <w:rStyle w:val="VerbatimChar"/>
+        </w:rPr>
+        <w:t xml:space="preserve">  for each record in results:</w:t>
+      </w:r>
+      <w:r>
         <w:br/>
       </w:r>
       <w:r>
         <w:rPr>
           <w:rStyle w:val="VerbatimChar"/>
         </w:rPr>
-        <w:t xml:space="preserve">  images ← </w:t>
-      </w:r>
-      <w:proofErr w:type="spellStart"/>
-      <w:r>
-        <w:rPr>
-          <w:rStyle w:val="VerbatimChar"/>
-        </w:rPr>
-        <w:t>convertToImages</w:t>
-      </w:r>
-      <w:proofErr w:type="spellEnd"/>
-      <w:r>
-        <w:rPr>
-          <w:rStyle w:val="VerbatimChar"/>
-        </w:rPr>
-        <w:t>(file)              // PDF/</w:t>
-      </w:r>
-      <w:proofErr w:type="spellStart"/>
-      <w:r>
-        <w:rPr>
-          <w:rStyle w:val="VerbatimChar"/>
-        </w:rPr>
-        <w:t>图片转图像</w:t>
-      </w:r>
-      <w:proofErr w:type="spellEnd"/>
+        <w:t xml:space="preserve">    score ← </w:t>
+      </w:r>
+      <w:proofErr w:type="spellStart"/>
+      <w:r>
+        <w:rPr>
+          <w:rStyle w:val="VerbatimChar"/>
+        </w:rPr>
+        <w:t>calculateQualityScore</w:t>
+      </w:r>
+      <w:proofErr w:type="spellEnd"/>
+      <w:r>
+        <w:rPr>
+          <w:rStyle w:val="VerbatimChar"/>
+        </w:rPr>
+        <w:t>(record)</w:t>
+      </w:r>
       <w:r>
         <w:br/>
       </w:r>
@@ -34267,398 +33304,7 @@
         <w:rPr>
           <w:rStyle w:val="VerbatimChar"/>
         </w:rPr>
-        <w:t xml:space="preserve">  for each page in images:</w:t>
-      </w:r>
-      <w:r>
-        <w:br/>
-      </w:r>
-      <w:r>
-        <w:rPr>
-          <w:rStyle w:val="VerbatimChar"/>
-        </w:rPr>
-        <w:t xml:space="preserve">    if </w:t>
-      </w:r>
-      <w:proofErr w:type="spellStart"/>
-      <w:r>
-        <w:rPr>
-          <w:rStyle w:val="VerbatimChar"/>
-        </w:rPr>
-        <w:t>useLLM</w:t>
-      </w:r>
-      <w:proofErr w:type="spellEnd"/>
-      <w:r>
-        <w:rPr>
-          <w:rStyle w:val="VerbatimChar"/>
-        </w:rPr>
-        <w:t xml:space="preserve"> or </w:t>
-      </w:r>
-      <w:proofErr w:type="spellStart"/>
-      <w:r>
-        <w:rPr>
-          <w:rStyle w:val="VerbatimChar"/>
-        </w:rPr>
-        <w:t>isLowQuality</w:t>
-      </w:r>
-      <w:proofErr w:type="spellEnd"/>
-      <w:r>
-        <w:rPr>
-          <w:rStyle w:val="VerbatimChar"/>
-        </w:rPr>
-        <w:t>(images[0]):</w:t>
-      </w:r>
-      <w:r>
-        <w:br/>
-      </w:r>
-      <w:r>
-        <w:rPr>
-          <w:rStyle w:val="VerbatimChar"/>
-        </w:rPr>
-        <w:t xml:space="preserve">      // ----- </w:t>
-      </w:r>
-      <w:proofErr w:type="spellStart"/>
-      <w:r>
-        <w:rPr>
-          <w:rStyle w:val="VerbatimChar"/>
-        </w:rPr>
-        <w:t>MLLM</w:t>
-      </w:r>
-      <w:r>
-        <w:rPr>
-          <w:rStyle w:val="VerbatimChar"/>
-        </w:rPr>
-        <w:t>路径</w:t>
-      </w:r>
-      <w:proofErr w:type="spellEnd"/>
-      <w:r>
-        <w:rPr>
-          <w:rStyle w:val="VerbatimChar"/>
-        </w:rPr>
-        <w:t xml:space="preserve"> -----</w:t>
-      </w:r>
-      <w:r>
-        <w:br/>
-      </w:r>
-      <w:r>
-        <w:rPr>
-          <w:rStyle w:val="VerbatimChar"/>
-        </w:rPr>
-        <w:t xml:space="preserve">      compressed ← </w:t>
-      </w:r>
-      <w:proofErr w:type="spellStart"/>
-      <w:r>
-        <w:rPr>
-          <w:rStyle w:val="VerbatimChar"/>
-        </w:rPr>
-        <w:t>autoCompress</w:t>
-      </w:r>
-      <w:proofErr w:type="spellEnd"/>
-      <w:r>
-        <w:rPr>
-          <w:rStyle w:val="VerbatimChar"/>
-        </w:rPr>
-        <w:t xml:space="preserve">(page)         // </w:t>
-      </w:r>
-      <w:r>
-        <w:rPr>
-          <w:rStyle w:val="VerbatimChar"/>
-        </w:rPr>
-        <w:t>最长边</w:t>
-      </w:r>
-      <w:r>
-        <w:rPr>
-          <w:rStyle w:val="VerbatimChar"/>
-        </w:rPr>
-        <w:t>1200px, JPEG q=85</w:t>
-      </w:r>
-      <w:r>
-        <w:br/>
-      </w:r>
-      <w:r>
-        <w:rPr>
-          <w:rStyle w:val="VerbatimChar"/>
-        </w:rPr>
-        <w:t xml:space="preserve">      prompt ← </w:t>
-      </w:r>
-      <w:proofErr w:type="spellStart"/>
-      <w:r>
-        <w:rPr>
-          <w:rStyle w:val="VerbatimChar"/>
-        </w:rPr>
-        <w:t>loadPrompt</w:t>
-      </w:r>
-      <w:proofErr w:type="spellEnd"/>
-      <w:r>
-        <w:rPr>
-          <w:rStyle w:val="VerbatimChar"/>
-        </w:rPr>
-        <w:t>(</w:t>
-      </w:r>
-      <w:proofErr w:type="spellStart"/>
-      <w:r>
-        <w:rPr>
-          <w:rStyle w:val="VerbatimChar"/>
-        </w:rPr>
-        <w:t>fileType</w:t>
-      </w:r>
-      <w:proofErr w:type="spellEnd"/>
-      <w:r>
-        <w:rPr>
-          <w:rStyle w:val="VerbatimChar"/>
-        </w:rPr>
-        <w:t>)</w:t>
-      </w:r>
-      <w:r>
-        <w:br/>
-      </w:r>
-      <w:r>
-        <w:rPr>
-          <w:rStyle w:val="VerbatimChar"/>
-        </w:rPr>
-        <w:t xml:space="preserve">      </w:t>
-      </w:r>
-      <w:proofErr w:type="spellStart"/>
-      <w:r>
-        <w:rPr>
-          <w:rStyle w:val="VerbatimChar"/>
-        </w:rPr>
-        <w:t>json</w:t>
-      </w:r>
-      <w:proofErr w:type="spellEnd"/>
-      <w:r>
-        <w:rPr>
-          <w:rStyle w:val="VerbatimChar"/>
-        </w:rPr>
-        <w:t xml:space="preserve"> ← callGLM4V(prompt, compressed)</w:t>
-      </w:r>
-      <w:r>
-        <w:br/>
-      </w:r>
-      <w:r>
-        <w:rPr>
-          <w:rStyle w:val="VerbatimChar"/>
-        </w:rPr>
-        <w:t xml:space="preserve">      records ← </w:t>
-      </w:r>
-      <w:proofErr w:type="spellStart"/>
-      <w:r>
-        <w:rPr>
-          <w:rStyle w:val="VerbatimChar"/>
-        </w:rPr>
-        <w:t>parseJSON</w:t>
-      </w:r>
-      <w:proofErr w:type="spellEnd"/>
-      <w:r>
-        <w:rPr>
-          <w:rStyle w:val="VerbatimChar"/>
-        </w:rPr>
-        <w:t>(</w:t>
-      </w:r>
-      <w:proofErr w:type="spellStart"/>
-      <w:r>
-        <w:rPr>
-          <w:rStyle w:val="VerbatimChar"/>
-        </w:rPr>
-        <w:t>json</w:t>
-      </w:r>
-      <w:proofErr w:type="spellEnd"/>
-      <w:r>
-        <w:rPr>
-          <w:rStyle w:val="VerbatimChar"/>
-        </w:rPr>
-        <w:t>)</w:t>
-      </w:r>
-      <w:r>
-        <w:br/>
-      </w:r>
-      <w:r>
-        <w:rPr>
-          <w:rStyle w:val="VerbatimChar"/>
-        </w:rPr>
-        <w:t xml:space="preserve">    else:</w:t>
-      </w:r>
-      <w:r>
-        <w:br/>
-      </w:r>
-      <w:r>
-        <w:rPr>
-          <w:rStyle w:val="VerbatimChar"/>
-        </w:rPr>
-        <w:t xml:space="preserve">      // ----- </w:t>
-      </w:r>
-      <w:proofErr w:type="spellStart"/>
-      <w:r>
-        <w:rPr>
-          <w:rStyle w:val="VerbatimChar"/>
-        </w:rPr>
-        <w:t>OCR</w:t>
-      </w:r>
-      <w:r>
-        <w:rPr>
-          <w:rStyle w:val="VerbatimChar"/>
-        </w:rPr>
-        <w:t>路径</w:t>
-      </w:r>
-      <w:proofErr w:type="spellEnd"/>
-      <w:r>
-        <w:rPr>
-          <w:rStyle w:val="VerbatimChar"/>
-        </w:rPr>
-        <w:t xml:space="preserve"> -----</w:t>
-      </w:r>
-      <w:r>
-        <w:br/>
-      </w:r>
-      <w:r>
-        <w:rPr>
-          <w:rStyle w:val="VerbatimChar"/>
-        </w:rPr>
-        <w:t xml:space="preserve">      html ← PPStructureV3(page)              // </w:t>
-      </w:r>
-      <w:proofErr w:type="spellStart"/>
-      <w:r>
-        <w:rPr>
-          <w:rStyle w:val="VerbatimChar"/>
-        </w:rPr>
-        <w:t>版面分析</w:t>
-      </w:r>
-      <w:r>
-        <w:rPr>
-          <w:rStyle w:val="VerbatimChar"/>
-        </w:rPr>
-        <w:t>+OCR+</w:t>
-      </w:r>
-      <w:r>
-        <w:rPr>
-          <w:rStyle w:val="VerbatimChar"/>
-        </w:rPr>
-        <w:t>表格恢复</w:t>
-      </w:r>
-      <w:proofErr w:type="spellEnd"/>
-      <w:r>
-        <w:br/>
-      </w:r>
-      <w:r>
-        <w:rPr>
-          <w:rStyle w:val="VerbatimChar"/>
-        </w:rPr>
-        <w:t xml:space="preserve">      table ← </w:t>
-      </w:r>
-      <w:proofErr w:type="spellStart"/>
-      <w:r>
-        <w:rPr>
-          <w:rStyle w:val="VerbatimChar"/>
-        </w:rPr>
-        <w:t>parseHTML</w:t>
-      </w:r>
-      <w:proofErr w:type="spellEnd"/>
-      <w:r>
-        <w:rPr>
-          <w:rStyle w:val="VerbatimChar"/>
-        </w:rPr>
-        <w:t>(html)</w:t>
-      </w:r>
-      <w:r>
-        <w:br/>
-      </w:r>
-      <w:r>
-        <w:rPr>
-          <w:rStyle w:val="VerbatimChar"/>
-        </w:rPr>
-        <w:t xml:space="preserve">      records ← </w:t>
-      </w:r>
-      <w:proofErr w:type="spellStart"/>
-      <w:r>
-        <w:rPr>
-          <w:rStyle w:val="VerbatimChar"/>
-        </w:rPr>
-        <w:t>mapFields</w:t>
-      </w:r>
-      <w:proofErr w:type="spellEnd"/>
-      <w:r>
-        <w:rPr>
-          <w:rStyle w:val="VerbatimChar"/>
-        </w:rPr>
-        <w:t xml:space="preserve">(table, </w:t>
-      </w:r>
-      <w:proofErr w:type="spellStart"/>
-      <w:r>
-        <w:rPr>
-          <w:rStyle w:val="VerbatimChar"/>
-        </w:rPr>
-        <w:t>metadata_standard</w:t>
-      </w:r>
-      <w:proofErr w:type="spellEnd"/>
-      <w:r>
-        <w:rPr>
-          <w:rStyle w:val="VerbatimChar"/>
-        </w:rPr>
-        <w:t>)</w:t>
-      </w:r>
-      <w:r>
-        <w:br/>
-      </w:r>
-      <w:r>
-        <w:rPr>
-          <w:rStyle w:val="VerbatimChar"/>
-        </w:rPr>
-        <w:t xml:space="preserve">    </w:t>
-      </w:r>
-      <w:proofErr w:type="spellStart"/>
-      <w:r>
-        <w:rPr>
-          <w:rStyle w:val="VerbatimChar"/>
-        </w:rPr>
-        <w:t>results.append</w:t>
-      </w:r>
-      <w:proofErr w:type="spellEnd"/>
-      <w:r>
-        <w:rPr>
-          <w:rStyle w:val="VerbatimChar"/>
-        </w:rPr>
-        <w:t>(records)</w:t>
-      </w:r>
-      <w:r>
-        <w:br/>
-      </w:r>
-      <w:r>
-        <w:br/>
-      </w:r>
-      <w:r>
-        <w:rPr>
-          <w:rStyle w:val="VerbatimChar"/>
-        </w:rPr>
-        <w:t xml:space="preserve">  for each record in results:</w:t>
-      </w:r>
-      <w:r>
-        <w:br/>
-      </w:r>
-      <w:r>
-        <w:rPr>
-          <w:rStyle w:val="VerbatimChar"/>
-        </w:rPr>
-        <w:t xml:space="preserve">    score ← </w:t>
-      </w:r>
-      <w:proofErr w:type="spellStart"/>
-      <w:r>
-        <w:rPr>
-          <w:rStyle w:val="VerbatimChar"/>
-        </w:rPr>
-        <w:t>calculateQualityScore</w:t>
-      </w:r>
-      <w:proofErr w:type="spellEnd"/>
-      <w:r>
-        <w:rPr>
-          <w:rStyle w:val="VerbatimChar"/>
-        </w:rPr>
-        <w:t>(record)</w:t>
-      </w:r>
-      <w:r>
-        <w:br/>
-      </w:r>
-      <w:r>
-        <w:rPr>
-          <w:rStyle w:val="VerbatimChar"/>
-        </w:rPr>
+        <w:lastRenderedPageBreak/>
         <w:t xml:space="preserve">    if score &lt; 90: </w:t>
       </w:r>
       <w:proofErr w:type="spellStart"/>
@@ -35032,7 +33678,6 @@
         <w:rPr>
           <w:rStyle w:val="VerbatimChar"/>
         </w:rPr>
-        <w:lastRenderedPageBreak/>
         <w:t xml:space="preserve">- </w:t>
       </w:r>
       <w:proofErr w:type="spellStart"/>
@@ -35947,6 +34592,7 @@
     </w:p>
     <w:p>
       <w:r>
+        <w:lastRenderedPageBreak/>
         <w:pict w14:anchorId="06D4FEED">
           <v:rect id="_x0000_i1036" style="width:0;height:1.5pt" o:hralign="center" o:hrstd="t" o:hr="t"/>
         </w:pict>
@@ -36023,7 +34669,7 @@
 </file>
 
 <file path=word/endnotes.xml><?xml version="1.0" encoding="utf-8"?>
-<w:endnotes xmlns:wpc="http://schemas.microsoft.com/office/word/2010/wordprocessingCanvas" xmlns:cx="http://schemas.microsoft.com/office/drawing/2014/chartex" xmlns:cx1="http://schemas.microsoft.com/office/drawing/2015/9/8/chartex" xmlns:cx2="http://schemas.microsoft.com/office/drawing/2015/10/21/chartex" xmlns:cx3="http://schemas.microsoft.com/office/drawing/2016/5/9/chartex" xmlns:cx4="http://schemas.microsoft.com/office/drawing/2016/5/10/chartex" xmlns:cx5="http://schemas.microsoft.com/office/drawing/2016/5/11/chartex" xmlns:cx6="http://schemas.microsoft.com/office/drawing/2016/5/12/chartex" xmlns:cx7="http://schemas.microsoft.com/office/drawing/2016/5/13/chartex" xmlns:cx8="http://schemas.microsoft.com/office/drawing/2016/5/14/chartex" xmlns:mc="http://schemas.openxmlformats.org/markup-compatibility/2006" xmlns:aink="http://schemas.microsoft.com/office/drawing/2016/ink" xmlns:am3d="http://schemas.microsoft.com/office/drawing/2017/model3d" xmlns:o="urn:schemas-microsoft-com:office:office" xmlns:oel="http://schemas.microsoft.com/office/2019/extlst" xmlns:r="http://schemas.openxmlformats.org/officeDocument/2006/relationships" xmlns:m="http://schemas.openxmlformats.org/officeDocument/2006/math" xmlns:v="urn:schemas-microsoft-com:vml" xmlns:wp14="http://schemas.microsoft.com/office/word/2010/wordprocessingDrawing" xmlns:wp="http://schemas.openxmlformats.org/drawingml/2006/wordprocessingDrawing" xmlns:w10="urn:schemas-microsoft-com:office:word" xmlns:w="http://schemas.openxmlformats.org/wordprocessingml/2006/main" xmlns:w14="http://schemas.microsoft.com/office/word/2010/wordml" xmlns:w15="http://schemas.microsoft.com/office/word/2012/wordml" xmlns:w16cex="http://schemas.microsoft.com/office/word/2018/wordml/cex" xmlns:w16cid="http://schemas.microsoft.com/office/word/2016/wordml/cid" xmlns:w16="http://schemas.microsoft.com/office/word/2018/wordml" xmlns:w16du="http://schemas.microsoft.com/office/word/2023/wordml/word16du" xmlns:w16sdtdh="http://schemas.microsoft.com/office/word/2020/wordml/sdtdatahash" xmlns:w16sdtfl="http://schemas.microsoft.com/office/word/2024/wordml/sdtformatlock" xmlns:w16se="http://schemas.microsoft.com/office/word/2015/wordml/symex" xmlns:wpg="http://schemas.microsoft.com/office/word/2010/wordprocessingGroup" xmlns:wpi="http://schemas.microsoft.com/office/word/2010/wordprocessingInk" xmlns:wne="http://schemas.microsoft.com/office/word/2006/wordml" xmlns:wps="http://schemas.microsoft.com/office/word/2010/wordprocessingShape" mc:Ignorable="w14 w15 w16se w16cid w16 w16cex w16sdtdh w16sdtfl w16du wp14">
+<w:endnotes xmlns:wpc="http://schemas.microsoft.com/office/word/2010/wordprocessingCanvas" xmlns:cx="http://schemas.microsoft.com/office/drawing/2014/chartex" xmlns:cx1="http://schemas.microsoft.com/office/drawing/2015/9/8/chartex" xmlns:cx2="http://schemas.microsoft.com/office/drawing/2015/10/21/chartex" xmlns:cx3="http://schemas.microsoft.com/office/drawing/2016/5/9/chartex" xmlns:cx4="http://schemas.microsoft.com/office/drawing/2016/5/10/chartex" xmlns:cx5="http://schemas.microsoft.com/office/drawing/2016/5/11/chartex" xmlns:cx6="http://schemas.microsoft.com/office/drawing/2016/5/12/chartex" xmlns:cx7="http://schemas.microsoft.com/office/drawing/2016/5/13/chartex" xmlns:cx8="http://schemas.microsoft.com/office/drawing/2016/5/14/chartex" xmlns:mc="http://schemas.openxmlformats.org/markup-compatibility/2006" xmlns:aink="http://schemas.microsoft.com/office/drawing/2016/ink" xmlns:am3d="http://schemas.microsoft.com/office/drawing/2017/model3d" xmlns:o="urn:schemas-microsoft-com:office:office" xmlns:oel="http://schemas.microsoft.com/office/2019/extlst" xmlns:r="http://schemas.openxmlformats.org/officeDocument/2006/relationships" xmlns:m="http://schemas.openxmlformats.org/officeDocument/2006/math" xmlns:v="urn:schemas-microsoft-com:vml" xmlns:wp14="http://schemas.microsoft.com/office/word/2010/wordprocessingDrawing" xmlns:wp="http://schemas.openxmlformats.org/drawingml/2006/wordprocessingDrawing" xmlns:w10="urn:schemas-microsoft-com:office:word" xmlns:w="http://schemas.openxmlformats.org/wordprocessingml/2006/main" xmlns:w14="http://schemas.microsoft.com/office/word/2010/wordml" xmlns:w15="http://schemas.microsoft.com/office/word/2012/wordml" xmlns:w16cei="http://schemas.microsoft.com/office/word/2026/wordml/cei" xmlns:w16cex="http://schemas.microsoft.com/office/word/2018/wordml/cex" xmlns:w16cid="http://schemas.microsoft.com/office/word/2016/wordml/cid" xmlns:w16="http://schemas.microsoft.com/office/word/2018/wordml" xmlns:w16du="http://schemas.microsoft.com/office/word/2023/wordml/word16du" xmlns:w16sdtdh="http://schemas.microsoft.com/office/word/2020/wordml/sdtdatahash" xmlns:w16sdtfl="http://schemas.microsoft.com/office/word/2024/wordml/sdtformatlock" xmlns:w16se="http://schemas.microsoft.com/office/word/2015/wordml/symex" xmlns:wpg="http://schemas.microsoft.com/office/word/2010/wordprocessingGroup" xmlns:wpi="http://schemas.microsoft.com/office/word/2010/wordprocessingInk" xmlns:wne="http://schemas.microsoft.com/office/word/2006/wordml" xmlns:wps="http://schemas.microsoft.com/office/word/2010/wordprocessingShape" mc:Ignorable="w14 w15 w16se w16cid w16 w16cex w16sdtdh w16sdtfl w16du wp14">
   <w:endnote w:type="separator" w:id="-1">
     <w:p>
       <w:pPr>
@@ -36048,7 +34694,7 @@
 </file>
 
 <file path=word/footnotes.xml><?xml version="1.0" encoding="utf-8"?>
-<w:footnotes xmlns:wpc="http://schemas.microsoft.com/office/word/2010/wordprocessingCanvas" xmlns:cx="http://schemas.microsoft.com/office/drawing/2014/chartex" xmlns:cx1="http://schemas.microsoft.com/office/drawing/2015/9/8/chartex" xmlns:cx2="http://schemas.microsoft.com/office/drawing/2015/10/21/chartex" xmlns:cx3="http://schemas.microsoft.com/office/drawing/2016/5/9/chartex" xmlns:cx4="http://schemas.microsoft.com/office/drawing/2016/5/10/chartex" xmlns:cx5="http://schemas.microsoft.com/office/drawing/2016/5/11/chartex" xmlns:cx6="http://schemas.microsoft.com/office/drawing/2016/5/12/chartex" xmlns:cx7="http://schemas.microsoft.com/office/drawing/2016/5/13/chartex" xmlns:cx8="http://schemas.microsoft.com/office/drawing/2016/5/14/chartex" xmlns:mc="http://schemas.openxmlformats.org/markup-compatibility/2006" xmlns:aink="http://schemas.microsoft.com/office/drawing/2016/ink" xmlns:am3d="http://schemas.microsoft.com/office/drawing/2017/model3d" xmlns:o="urn:schemas-microsoft-com:office:office" xmlns:oel="http://schemas.microsoft.com/office/2019/extlst" xmlns:r="http://schemas.openxmlformats.org/officeDocument/2006/relationships" xmlns:m="http://schemas.openxmlformats.org/officeDocument/2006/math" xmlns:v="urn:schemas-microsoft-com:vml" xmlns:wp14="http://schemas.microsoft.com/office/word/2010/wordprocessingDrawing" xmlns:wp="http://schemas.openxmlformats.org/drawingml/2006/wordprocessingDrawing" xmlns:w10="urn:schemas-microsoft-com:office:word" xmlns:w="http://schemas.openxmlformats.org/wordprocessingml/2006/main" xmlns:w14="http://schemas.microsoft.com/office/word/2010/wordml" xmlns:w15="http://schemas.microsoft.com/office/word/2012/wordml" xmlns:w16cex="http://schemas.microsoft.com/office/word/2018/wordml/cex" xmlns:w16cid="http://schemas.microsoft.com/office/word/2016/wordml/cid" xmlns:w16="http://schemas.microsoft.com/office/word/2018/wordml" xmlns:w16du="http://schemas.microsoft.com/office/word/2023/wordml/word16du" xmlns:w16sdtdh="http://schemas.microsoft.com/office/word/2020/wordml/sdtdatahash" xmlns:w16sdtfl="http://schemas.microsoft.com/office/word/2024/wordml/sdtformatlock" xmlns:w16se="http://schemas.microsoft.com/office/word/2015/wordml/symex" xmlns:wpg="http://schemas.microsoft.com/office/word/2010/wordprocessingGroup" xmlns:wpi="http://schemas.microsoft.com/office/word/2010/wordprocessingInk" xmlns:wne="http://schemas.microsoft.com/office/word/2006/wordml" xmlns:wps="http://schemas.microsoft.com/office/word/2010/wordprocessingShape" mc:Ignorable="w14 w15 w16se w16cid w16 w16cex w16sdtdh w16sdtfl w16du wp14">
+<w:footnotes xmlns:wpc="http://schemas.microsoft.com/office/word/2010/wordprocessingCanvas" xmlns:cx="http://schemas.microsoft.com/office/drawing/2014/chartex" xmlns:cx1="http://schemas.microsoft.com/office/drawing/2015/9/8/chartex" xmlns:cx2="http://schemas.microsoft.com/office/drawing/2015/10/21/chartex" xmlns:cx3="http://schemas.microsoft.com/office/drawing/2016/5/9/chartex" xmlns:cx4="http://schemas.microsoft.com/office/drawing/2016/5/10/chartex" xmlns:cx5="http://schemas.microsoft.com/office/drawing/2016/5/11/chartex" xmlns:cx6="http://schemas.microsoft.com/office/drawing/2016/5/12/chartex" xmlns:cx7="http://schemas.microsoft.com/office/drawing/2016/5/13/chartex" xmlns:cx8="http://schemas.microsoft.com/office/drawing/2016/5/14/chartex" xmlns:mc="http://schemas.openxmlformats.org/markup-compatibility/2006" xmlns:aink="http://schemas.microsoft.com/office/drawing/2016/ink" xmlns:am3d="http://schemas.microsoft.com/office/drawing/2017/model3d" xmlns:o="urn:schemas-microsoft-com:office:office" xmlns:oel="http://schemas.microsoft.com/office/2019/extlst" xmlns:r="http://schemas.openxmlformats.org/officeDocument/2006/relationships" xmlns:m="http://schemas.openxmlformats.org/officeDocument/2006/math" xmlns:v="urn:schemas-microsoft-com:vml" xmlns:wp14="http://schemas.microsoft.com/office/word/2010/wordprocessingDrawing" xmlns:wp="http://schemas.openxmlformats.org/drawingml/2006/wordprocessingDrawing" xmlns:w10="urn:schemas-microsoft-com:office:word" xmlns:w="http://schemas.openxmlformats.org/wordprocessingml/2006/main" xmlns:w14="http://schemas.microsoft.com/office/word/2010/wordml" xmlns:w15="http://schemas.microsoft.com/office/word/2012/wordml" xmlns:w16cei="http://schemas.microsoft.com/office/word/2026/wordml/cei" xmlns:w16cex="http://schemas.microsoft.com/office/word/2018/wordml/cex" xmlns:w16cid="http://schemas.microsoft.com/office/word/2016/wordml/cid" xmlns:w16="http://schemas.microsoft.com/office/word/2018/wordml" xmlns:w16du="http://schemas.microsoft.com/office/word/2023/wordml/word16du" xmlns:w16sdtdh="http://schemas.microsoft.com/office/word/2020/wordml/sdtdatahash" xmlns:w16sdtfl="http://schemas.microsoft.com/office/word/2024/wordml/sdtformatlock" xmlns:w16se="http://schemas.microsoft.com/office/word/2015/wordml/symex" xmlns:wpg="http://schemas.microsoft.com/office/word/2010/wordprocessingGroup" xmlns:wpi="http://schemas.microsoft.com/office/word/2010/wordprocessingInk" xmlns:wne="http://schemas.microsoft.com/office/word/2006/wordml" xmlns:wps="http://schemas.microsoft.com/office/word/2010/wordprocessingShape" mc:Ignorable="w14 w15 w16se w16cid w16 w16cex w16sdtdh w16sdtfl w16du wp14">
   <w:footnote w:type="separator" w:id="-1">
     <w:p>
       <w:r>
@@ -36067,7 +34713,7 @@
 </file>
 
 <file path=word/numbering.xml><?xml version="1.0" encoding="utf-8"?>
-<w:numbering xmlns:wpc="http://schemas.microsoft.com/office/word/2010/wordprocessingCanvas" xmlns:cx="http://schemas.microsoft.com/office/drawing/2014/chartex" xmlns:cx1="http://schemas.microsoft.com/office/drawing/2015/9/8/chartex" xmlns:cx2="http://schemas.microsoft.com/office/drawing/2015/10/21/chartex" xmlns:cx3="http://schemas.microsoft.com/office/drawing/2016/5/9/chartex" xmlns:cx4="http://schemas.microsoft.com/office/drawing/2016/5/10/chartex" xmlns:cx5="http://schemas.microsoft.com/office/drawing/2016/5/11/chartex" xmlns:cx6="http://schemas.microsoft.com/office/drawing/2016/5/12/chartex" xmlns:cx7="http://schemas.microsoft.com/office/drawing/2016/5/13/chartex" xmlns:cx8="http://schemas.microsoft.com/office/drawing/2016/5/14/chartex" xmlns:mc="http://schemas.openxmlformats.org/markup-compatibility/2006" xmlns:aink="http://schemas.microsoft.com/office/drawing/2016/ink" xmlns:am3d="http://schemas.microsoft.com/office/drawing/2017/model3d" xmlns:o="urn:schemas-microsoft-com:office:office" xmlns:oel="http://schemas.microsoft.com/office/2019/extlst" xmlns:r="http://schemas.openxmlformats.org/officeDocument/2006/relationships" xmlns:m="http://schemas.openxmlformats.org/officeDocument/2006/math" xmlns:v="urn:schemas-microsoft-com:vml" xmlns:wp14="http://schemas.microsoft.com/office/word/2010/wordprocessingDrawing" xmlns:wp="http://schemas.openxmlformats.org/drawingml/2006/wordprocessingDrawing" xmlns:w10="urn:schemas-microsoft-com:office:word" xmlns:w="http://schemas.openxmlformats.org/wordprocessingml/2006/main" xmlns:w14="http://schemas.microsoft.com/office/word/2010/wordml" xmlns:w15="http://schemas.microsoft.com/office/word/2012/wordml" xmlns:w16cex="http://schemas.microsoft.com/office/word/2018/wordml/cex" xmlns:w16cid="http://schemas.microsoft.com/office/word/2016/wordml/cid" xmlns:w16="http://schemas.microsoft.com/office/word/2018/wordml" xmlns:w16du="http://schemas.microsoft.com/office/word/2023/wordml/word16du" xmlns:w16sdtdh="http://schemas.microsoft.com/office/word/2020/wordml/sdtdatahash" xmlns:w16sdtfl="http://schemas.microsoft.com/office/word/2024/wordml/sdtformatlock" xmlns:w16se="http://schemas.microsoft.com/office/word/2015/wordml/symex" xmlns:wpg="http://schemas.microsoft.com/office/word/2010/wordprocessingGroup" xmlns:wpi="http://schemas.microsoft.com/office/word/2010/wordprocessingInk" xmlns:wne="http://schemas.microsoft.com/office/word/2006/wordml" xmlns:wps="http://schemas.microsoft.com/office/word/2010/wordprocessingShape" mc:Ignorable="w14 w15 w16se w16cid w16 w16cex w16sdtdh w16sdtfl w16du wp14">
+<w:numbering xmlns:wpc="http://schemas.microsoft.com/office/word/2010/wordprocessingCanvas" xmlns:cx="http://schemas.microsoft.com/office/drawing/2014/chartex" xmlns:cx1="http://schemas.microsoft.com/office/drawing/2015/9/8/chartex" xmlns:cx2="http://schemas.microsoft.com/office/drawing/2015/10/21/chartex" xmlns:cx3="http://schemas.microsoft.com/office/drawing/2016/5/9/chartex" xmlns:cx4="http://schemas.microsoft.com/office/drawing/2016/5/10/chartex" xmlns:cx5="http://schemas.microsoft.com/office/drawing/2016/5/11/chartex" xmlns:cx6="http://schemas.microsoft.com/office/drawing/2016/5/12/chartex" xmlns:cx7="http://schemas.microsoft.com/office/drawing/2016/5/13/chartex" xmlns:cx8="http://schemas.microsoft.com/office/drawing/2016/5/14/chartex" xmlns:mc="http://schemas.openxmlformats.org/markup-compatibility/2006" xmlns:aink="http://schemas.microsoft.com/office/drawing/2016/ink" xmlns:am3d="http://schemas.microsoft.com/office/drawing/2017/model3d" xmlns:o="urn:schemas-microsoft-com:office:office" xmlns:oel="http://schemas.microsoft.com/office/2019/extlst" xmlns:r="http://schemas.openxmlformats.org/officeDocument/2006/relationships" xmlns:m="http://schemas.openxmlformats.org/officeDocument/2006/math" xmlns:v="urn:schemas-microsoft-com:vml" xmlns:wp14="http://schemas.microsoft.com/office/word/2010/wordprocessingDrawing" xmlns:wp="http://schemas.openxmlformats.org/drawingml/2006/wordprocessingDrawing" xmlns:w10="urn:schemas-microsoft-com:office:word" xmlns:w="http://schemas.openxmlformats.org/wordprocessingml/2006/main" xmlns:w14="http://schemas.microsoft.com/office/word/2010/wordml" xmlns:w15="http://schemas.microsoft.com/office/word/2012/wordml" xmlns:w16cei="http://schemas.microsoft.com/office/word/2026/wordml/cei" xmlns:w16cex="http://schemas.microsoft.com/office/word/2018/wordml/cex" xmlns:w16cid="http://schemas.microsoft.com/office/word/2016/wordml/cid" xmlns:w16="http://schemas.microsoft.com/office/word/2018/wordml" xmlns:w16du="http://schemas.microsoft.com/office/word/2023/wordml/word16du" xmlns:w16sdtdh="http://schemas.microsoft.com/office/word/2020/wordml/sdtdatahash" xmlns:w16sdtfl="http://schemas.microsoft.com/office/word/2024/wordml/sdtformatlock" xmlns:w16se="http://schemas.microsoft.com/office/word/2015/wordml/symex" xmlns:wpg="http://schemas.microsoft.com/office/word/2010/wordprocessingGroup" xmlns:wpi="http://schemas.microsoft.com/office/word/2010/wordprocessingInk" xmlns:wne="http://schemas.microsoft.com/office/word/2006/wordml" xmlns:wps="http://schemas.microsoft.com/office/word/2010/wordprocessingShape" mc:Ignorable="w14 w15 w16se w16cid w16 w16cex w16sdtdh w16sdtfl w16du wp14">
   <w:numPicBullet w:numPicBulletId="0">
     <w:pict>
       <v:rect id="_x0000_i1025" style="width:0;height:1.5pt" o:hralign="center" o:bullet="t" o:hrstd="t" o:hr="t"/>
@@ -36756,6 +35402,7 @@
   <w:style w:type="character" w:default="1" w:styleId="a1">
     <w:name w:val="Default Paragraph Font"/>
     <w:uiPriority w:val="1"/>
+    <w:semiHidden/>
     <w:unhideWhenUsed/>
   </w:style>
   <w:style w:type="table" w:default="1" w:styleId="a2">
